--- a/server/templates/annexe_ST.docx
+++ b/server/templates/annexe_ST.docx
@@ -239,7 +239,17 @@
           <w:sz w:val="20"/>
           <w:szCs w:val="20"/>
         </w:rPr>
-        <w:t xml:space="preserve"> :{direction}</w:t>
+        <w:t xml:space="preserve"> :</w:t>
+      </w:r>
+      <w:r>
+        <w:rPr>
+          <w:rFonts w:ascii="Arial" w:hAnsi="Arial" w:cs="Arial"/>
+          <w:b/>
+          <w:bCs/>
+          <w:sz w:val="20"/>
+          <w:szCs w:val="20"/>
+        </w:rPr>
+        <w:t>{direction}</w:t>
       </w:r>
       <w:proofErr w:type="gramEnd"/>
     </w:p>
@@ -277,7 +287,16 @@
           <w:sz w:val="20"/>
           <w:szCs w:val="20"/>
         </w:rPr>
-        <w:t xml:space="preserve">{division}</w:t>
+      </w:r>
+      <w:r>
+        <w:rPr>
+          <w:rFonts w:ascii="Arial" w:hAnsi="Arial" w:cs="Arial"/>
+          <w:b/>
+          <w:bCs/>
+          <w:sz w:val="20"/>
+          <w:szCs w:val="20"/>
+        </w:rPr>
+        <w:t>{division}</w:t>
       </w:r>
     </w:p>
     <w:p>
@@ -313,7 +332,17 @@
           <w:sz w:val="20"/>
           <w:szCs w:val="20"/>
         </w:rPr>
-        <w:t xml:space="preserve"> :{entite}</w:t>
+        <w:t xml:space="preserve"> :</w:t>
+      </w:r>
+      <w:r>
+        <w:rPr>
+          <w:rFonts w:ascii="Arial" w:hAnsi="Arial" w:cs="Arial"/>
+          <w:b/>
+          <w:bCs/>
+          <w:sz w:val="20"/>
+          <w:szCs w:val="20"/>
+        </w:rPr>
+        <w:t>{entite}</w:t>
       </w:r>
       <w:proofErr w:type="gramEnd"/>
     </w:p>
@@ -333,319 +362,173 @@
       </w:pPr>
     </w:p>
     <w:p>
-      <w:pPr>
-        <w:tabs>
-          <w:tab w:val="left" w:pos="567"/>
-        </w:tabs>
-        <w:rPr>
-          <w:rFonts w:ascii="Arial" w:hAnsi="Arial" w:cs="Arial"/>
-          <w:sz w:val="20"/>
-          <w:szCs w:val="20"/>
-        </w:rPr>
-      </w:pPr>
-      <w:r>
-        <w:rPr>
-          <w:rFonts w:ascii="Arial" w:hAnsi="Arial" w:cs="Arial"/>
-          <w:sz w:val="20"/>
-          <w:szCs w:val="20"/>
-        </w:rPr>
-        <w:t xml:space="preserve">Je </w:t>
-      </w:r>
-      <w:proofErr w:type="gramStart"/>
-      <w:r>
-        <w:rPr>
-          <w:rFonts w:ascii="Arial" w:hAnsi="Arial" w:cs="Arial"/>
-          <w:sz w:val="20"/>
-          <w:szCs w:val="20"/>
-        </w:rPr>
-        <w:t>soussigné  Prénom</w:t>
-      </w:r>
-      <w:proofErr w:type="gramEnd"/>
-      <w:r>
-        <w:rPr>
-          <w:rFonts w:ascii="Arial" w:hAnsi="Arial" w:cs="Arial"/>
-          <w:sz w:val="20"/>
-          <w:szCs w:val="20"/>
-        </w:rPr>
-        <w:t xml:space="preserve"> :{chef_prenom} Nom</w:t>
-      </w:r>
-      <w:proofErr w:type="gramStart"/>
-      <w:r>
-        <w:rPr>
-          <w:rFonts w:ascii="Arial" w:hAnsi="Arial" w:cs="Arial"/>
-          <w:sz w:val="20"/>
-          <w:szCs w:val="20"/>
-        </w:rPr>
-        <w:t xml:space="preserve"> :{chef_nom}</w:t>
-      </w:r>
-      <w:proofErr w:type="gramEnd"/>
-      <w:r>
-        <w:rPr>
-          <w:rFonts w:ascii="Arial" w:hAnsi="Arial" w:cs="Arial"/>
-          <w:sz w:val="20"/>
-          <w:szCs w:val="20"/>
-        </w:rPr>
-        <w:t xml:space="preserve"> </w:t>
-      </w:r>
-      <w:proofErr w:type="spellStart"/>
-      <w:r>
-        <w:rPr>
-          <w:rFonts w:ascii="Arial" w:hAnsi="Arial" w:cs="Arial"/>
-          <w:sz w:val="20"/>
-          <w:szCs w:val="20"/>
-        </w:rPr>
-        <w:t>Mle</w:t>
-      </w:r>
-      <w:proofErr w:type="spellEnd"/>
-      <w:r>
-        <w:rPr>
-          <w:rFonts w:ascii="Arial" w:hAnsi="Arial" w:cs="Arial"/>
+      <w:r>
+        <w:rPr>
+          <w:rFonts w:ascii="Arial" w:hAnsi="Arial" w:cs="Arial"/>
+          <w:sz w:val="20"/>
+          <w:szCs w:val="20"/>
+        </w:rPr>
+        <w:t xml:space="preserve">Je soussigné : Nom : </w:t>
+      </w:r>
+      <w:r>
+        <w:rPr>
+          <w:rFonts w:ascii="Arial" w:hAnsi="Arial" w:cs="Arial"/>
+          <w:b/>
+          <w:bCs/>
+          <w:sz w:val="20"/>
+          <w:szCs w:val="20"/>
+        </w:rPr>
+        <w:t xml:space="preserve">{chef_nom}</w:t>
+      </w:r>
+      <w:r>
+        <w:rPr>
+          <w:rFonts w:ascii="Arial" w:hAnsi="Arial" w:cs="Arial"/>
+          <w:sz w:val="20"/>
+          <w:szCs w:val="20"/>
+        </w:rPr>
+        <w:t xml:space="preserve">  Prénom : </w:t>
+      </w:r>
+      <w:r>
+        <w:rPr>
+          <w:rFonts w:ascii="Arial" w:hAnsi="Arial" w:cs="Arial"/>
+          <w:b/>
+          <w:bCs/>
+          <w:sz w:val="20"/>
+          <w:szCs w:val="20"/>
+        </w:rPr>
+        <w:t xml:space="preserve">{chef_prenom}</w:t>
+      </w:r>
+      <w:r>
+        <w:rPr>
+          <w:rFonts w:ascii="Arial" w:hAnsi="Arial" w:cs="Arial"/>
+          <w:sz w:val="20"/>
+          <w:szCs w:val="20"/>
+        </w:rPr>
+        <w:t xml:space="preserve">  Mle : </w:t>
+      </w:r>
+      <w:r>
+        <w:rPr>
+          <w:rFonts w:ascii="Arial" w:hAnsi="Arial" w:cs="Arial"/>
+          <w:b/>
+          <w:bCs/>
           <w:sz w:val="20"/>
           <w:szCs w:val="20"/>
         </w:rPr>
         <w:t xml:space="preserve">{chef_matricule}</w:t>
       </w:r>
-      <w:r>
-        <w:rPr>
-          <w:rFonts w:ascii="Arial" w:hAnsi="Arial" w:cs="Arial"/>
-          <w:sz w:val="20"/>
-          <w:szCs w:val="20"/>
-        </w:rPr>
-        <w:t xml:space="preserve"/>
-      </w:r>
-    </w:p>
-    <w:p>
-      <w:pPr>
-        <w:tabs>
-          <w:tab w:val="left" w:pos="567"/>
-        </w:tabs>
-        <w:rPr>
-          <w:rFonts w:ascii="Arial" w:hAnsi="Arial" w:cs="Arial"/>
-          <w:sz w:val="20"/>
-          <w:szCs w:val="20"/>
-        </w:rPr>
-      </w:pPr>
-      <w:r>
-        <w:rPr>
-          <w:rFonts w:ascii="Arial" w:hAnsi="Arial" w:cs="Arial"/>
-          <w:sz w:val="20"/>
-          <w:szCs w:val="20"/>
-        </w:rPr>
-        <w:t>Fonction</w:t>
-      </w:r>
-      <w:proofErr w:type="gramStart"/>
-      <w:r>
-        <w:rPr>
-          <w:rFonts w:ascii="Arial" w:hAnsi="Arial" w:cs="Arial"/>
-          <w:sz w:val="20"/>
-          <w:szCs w:val="20"/>
-        </w:rPr>
-        <w:t xml:space="preserve"> :{chef_fonction}</w:t>
-      </w:r>
-      <w:proofErr w:type="gramEnd"/>
-      <w:r>
-        <w:rPr>
-          <w:rFonts w:ascii="Arial" w:hAnsi="Arial" w:cs="Arial"/>
-          <w:sz w:val="20"/>
-          <w:szCs w:val="20"/>
-        </w:rPr>
-        <w:t xml:space="preserve"> </w:t>
-      </w:r>
-      <w:proofErr w:type="gramStart"/>
-      <w:r>
-        <w:rPr>
-          <w:rFonts w:ascii="Arial" w:hAnsi="Arial" w:cs="Arial"/>
-          <w:sz w:val="20"/>
-          <w:szCs w:val="20"/>
-        </w:rPr>
-        <w:t>propose  l’agent</w:t>
-      </w:r>
-      <w:proofErr w:type="gramEnd"/>
-      <w:r>
-        <w:rPr>
-          <w:rFonts w:ascii="Arial" w:hAnsi="Arial" w:cs="Arial"/>
-          <w:sz w:val="20"/>
-          <w:szCs w:val="20"/>
-        </w:rPr>
-        <w:t xml:space="preserve"> : {agent_full_name}</w:t>
-      </w:r>
-      <w:r>
-        <w:rPr>
-          <w:rFonts w:ascii="Arial" w:hAnsi="Arial" w:cs="Arial"/>
-          <w:sz w:val="20"/>
-          <w:szCs w:val="20"/>
-        </w:rPr>
-        <w:t xml:space="preserve"/>
-      </w:r>
-    </w:p>
-    <w:p>
-      <w:pPr>
-        <w:tabs>
-          <w:tab w:val="left" w:pos="567"/>
-        </w:tabs>
-        <w:rPr>
-          <w:rFonts w:ascii="Arial" w:hAnsi="Arial" w:cs="Arial"/>
-          <w:sz w:val="20"/>
-          <w:szCs w:val="20"/>
-        </w:rPr>
-      </w:pPr>
-      <w:r>
-        <w:rPr>
-          <w:rFonts w:ascii="Arial" w:hAnsi="Arial" w:cs="Arial"/>
-          <w:sz w:val="20"/>
-          <w:szCs w:val="20"/>
-        </w:rPr>
-        <w:t>Prénom</w:t>
-      </w:r>
-      <w:proofErr w:type="gramStart"/>
-      <w:r>
-        <w:rPr>
-          <w:rFonts w:ascii="Arial" w:hAnsi="Arial" w:cs="Arial"/>
-          <w:sz w:val="20"/>
-          <w:szCs w:val="20"/>
-        </w:rPr>
-        <w:t xml:space="preserve"> :{agent_prenom}</w:t>
-      </w:r>
-      <w:proofErr w:type="gramEnd"/>
-      <w:r>
-        <w:rPr>
-          <w:rFonts w:ascii="Arial" w:hAnsi="Arial" w:cs="Arial"/>
-          <w:sz w:val="20"/>
-          <w:szCs w:val="20"/>
-        </w:rPr>
-        <w:t xml:space="preserve"> Nom</w:t>
-      </w:r>
-      <w:proofErr w:type="gramStart"/>
-      <w:r>
-        <w:rPr>
-          <w:rFonts w:ascii="Arial" w:hAnsi="Arial" w:cs="Arial"/>
-          <w:sz w:val="20"/>
-          <w:szCs w:val="20"/>
-        </w:rPr>
-        <w:t xml:space="preserve"> :{agent_nom}</w:t>
-      </w:r>
-      <w:proofErr w:type="gramEnd"/>
-      <w:r>
-        <w:rPr>
-          <w:rFonts w:ascii="Arial" w:hAnsi="Arial" w:cs="Arial"/>
-          <w:sz w:val="20"/>
-          <w:szCs w:val="20"/>
-        </w:rPr>
-        <w:t xml:space="preserve"> </w:t>
-      </w:r>
-      <w:proofErr w:type="spellStart"/>
-      <w:r>
-        <w:rPr>
-          <w:rFonts w:ascii="Arial" w:hAnsi="Arial" w:cs="Arial"/>
-          <w:sz w:val="20"/>
-          <w:szCs w:val="20"/>
-        </w:rPr>
-        <w:t>Mle</w:t>
-      </w:r>
-      <w:proofErr w:type="spellEnd"/>
-      <w:r>
-        <w:rPr>
-          <w:rFonts w:ascii="Arial" w:hAnsi="Arial" w:cs="Arial"/>
+    </w:p>
+    <w:p>
+      <w:r>
+        <w:rPr>
+          <w:rFonts w:ascii="Arial" w:hAnsi="Arial" w:cs="Arial"/>
+          <w:sz w:val="20"/>
+          <w:szCs w:val="20"/>
+        </w:rPr>
+        <w:t xml:space="preserve">Fonction : </w:t>
+      </w:r>
+      <w:r>
+        <w:rPr>
+          <w:rFonts w:ascii="Arial" w:hAnsi="Arial" w:cs="Arial"/>
+          <w:b/>
+          <w:bCs/>
+          <w:sz w:val="20"/>
+          <w:szCs w:val="20"/>
+        </w:rPr>
+        <w:t xml:space="preserve">{chef_fonction}</w:t>
+      </w:r>
+      <w:r>
+        <w:rPr>
+          <w:rFonts w:ascii="Arial" w:hAnsi="Arial" w:cs="Arial"/>
+          <w:sz w:val="20"/>
+          <w:szCs w:val="20"/>
+        </w:rPr>
+        <w:t xml:space="preserve">   propose l'agent : </w:t>
+      </w:r>
+      <w:r>
+        <w:rPr>
+          <w:rFonts w:ascii="Arial" w:hAnsi="Arial" w:cs="Arial"/>
+          <w:b/>
+          <w:bCs/>
+          <w:sz w:val="20"/>
+          <w:szCs w:val="20"/>
+        </w:rPr>
+        <w:t xml:space="preserve">{agent_full_name}</w:t>
+      </w:r>
+    </w:p>
+    <w:p>
+      <w:r>
+        <w:rPr>
+          <w:rFonts w:ascii="Arial" w:hAnsi="Arial" w:cs="Arial"/>
+          <w:sz w:val="20"/>
+          <w:szCs w:val="20"/>
+        </w:rPr>
+        <w:t xml:space="preserve">Nom : </w:t>
+      </w:r>
+      <w:r>
+        <w:rPr>
+          <w:rFonts w:ascii="Arial" w:hAnsi="Arial" w:cs="Arial"/>
+          <w:b/>
+          <w:bCs/>
+          <w:sz w:val="20"/>
+          <w:szCs w:val="20"/>
+        </w:rPr>
+        <w:t xml:space="preserve">{agent_nom}</w:t>
+      </w:r>
+      <w:r>
+        <w:rPr>
+          <w:rFonts w:ascii="Arial" w:hAnsi="Arial" w:cs="Arial"/>
+          <w:sz w:val="20"/>
+          <w:szCs w:val="20"/>
+        </w:rPr>
+        <w:t xml:space="preserve">  Prénom : </w:t>
+      </w:r>
+      <w:r>
+        <w:rPr>
+          <w:rFonts w:ascii="Arial" w:hAnsi="Arial" w:cs="Arial"/>
+          <w:b/>
+          <w:bCs/>
+          <w:sz w:val="20"/>
+          <w:szCs w:val="20"/>
+        </w:rPr>
+        <w:t xml:space="preserve">{agent_prenom}</w:t>
+      </w:r>
+      <w:r>
+        <w:rPr>
+          <w:rFonts w:ascii="Arial" w:hAnsi="Arial" w:cs="Arial"/>
+          <w:sz w:val="20"/>
+          <w:szCs w:val="20"/>
+        </w:rPr>
+        <w:t xml:space="preserve">  Mle : </w:t>
+      </w:r>
+      <w:r>
+        <w:rPr>
+          <w:rFonts w:ascii="Arial" w:hAnsi="Arial" w:cs="Arial"/>
+          <w:b/>
+          <w:bCs/>
           <w:sz w:val="20"/>
           <w:szCs w:val="20"/>
         </w:rPr>
         <w:t xml:space="preserve">{agent_matricule}</w:t>
       </w:r>
-      <w:r>
-        <w:rPr>
-          <w:rFonts w:ascii="Arial" w:hAnsi="Arial" w:cs="Arial"/>
-          <w:sz w:val="20"/>
-          <w:szCs w:val="20"/>
-        </w:rPr>
-        <w:t xml:space="preserve"/>
-      </w:r>
-    </w:p>
-    <w:p>
-      <w:pPr>
-        <w:tabs>
-          <w:tab w:val="left" w:pos="567"/>
-        </w:tabs>
-        <w:rPr>
-          <w:rFonts w:ascii="Arial" w:hAnsi="Arial" w:cs="Arial"/>
-          <w:sz w:val="20"/>
-          <w:szCs w:val="20"/>
-        </w:rPr>
-      </w:pPr>
-      <w:r>
-        <w:rPr>
-          <w:rFonts w:ascii="Arial" w:hAnsi="Arial" w:cs="Arial"/>
-          <w:sz w:val="20"/>
-          <w:szCs w:val="20"/>
-        </w:rPr>
-        <w:t>Fonction</w:t>
-      </w:r>
-      <w:proofErr w:type="gramStart"/>
-      <w:r>
-        <w:rPr>
-          <w:rFonts w:ascii="Arial" w:hAnsi="Arial" w:cs="Arial"/>
-          <w:sz w:val="20"/>
-          <w:szCs w:val="20"/>
-        </w:rPr>
-        <w:t xml:space="preserve"> :{agent_fonction}</w:t>
-      </w:r>
-      <w:proofErr w:type="gramEnd"/>
-      <w:r>
-        <w:rPr>
-          <w:rFonts w:ascii="Arial" w:hAnsi="Arial" w:cs="Arial"/>
-          <w:sz w:val="20"/>
-          <w:szCs w:val="20"/>
-        </w:rPr>
-        <w:t xml:space="preserve"> Class</w:t>
-      </w:r>
-      <w:r>
-        <w:rPr>
-          <w:rFonts w:ascii="Arial" w:hAnsi="Arial" w:cs="Arial"/>
-          <w:sz w:val="20"/>
-          <w:szCs w:val="20"/>
-        </w:rPr>
-        <w:t>ement</w:t>
-      </w:r>
-      <w:proofErr w:type="gramStart"/>
-      <w:r>
-        <w:rPr>
-          <w:rFonts w:ascii="Arial" w:hAnsi="Arial" w:cs="Arial"/>
-          <w:sz w:val="20"/>
-          <w:szCs w:val="20"/>
-        </w:rPr>
-        <w:t xml:space="preserve"> :</w:t>
-      </w:r>
-      <w:r>
-        <w:rPr>
-          <w:rFonts w:ascii="Arial" w:hAnsi="Arial" w:cs="Arial"/>
-          <w:sz w:val="20"/>
-          <w:szCs w:val="20"/>
-        </w:rPr>
-        <w:t>…</w:t>
-      </w:r>
-      <w:proofErr w:type="gramEnd"/>
-      <w:r>
-        <w:rPr>
-          <w:rFonts w:ascii="Arial" w:hAnsi="Arial" w:cs="Arial"/>
-          <w:sz w:val="20"/>
-          <w:szCs w:val="20"/>
-        </w:rPr>
-        <w:t>.</w:t>
-      </w:r>
-      <w:r>
-        <w:rPr>
-          <w:rFonts w:ascii="Arial" w:hAnsi="Arial" w:cs="Arial"/>
-          <w:sz w:val="20"/>
-          <w:szCs w:val="20"/>
-        </w:rPr>
-        <w:t>.......................</w:t>
-      </w:r>
-      <w:r>
-        <w:rPr>
-          <w:rFonts w:ascii="Arial" w:hAnsi="Arial" w:cs="Arial"/>
-          <w:sz w:val="20"/>
-          <w:szCs w:val="20"/>
-        </w:rPr>
-        <w:t>...................</w:t>
+    </w:p>
+    <w:p>
+      <w:r>
+        <w:rPr>
+          <w:rFonts w:ascii="Arial" w:hAnsi="Arial" w:cs="Arial"/>
+          <w:sz w:val="20"/>
+          <w:szCs w:val="20"/>
+        </w:rPr>
+        <w:t xml:space="preserve">Fonction : </w:t>
+      </w:r>
+      <w:r>
+        <w:rPr>
+          <w:rFonts w:ascii="Arial" w:hAnsi="Arial" w:cs="Arial"/>
+          <w:b/>
+          <w:bCs/>
+          <w:sz w:val="20"/>
+          <w:szCs w:val="20"/>
+        </w:rPr>
+        <w:t xml:space="preserve">{agent_fonction}</w:t>
       </w:r>
     </w:p>
     <w:p>
@@ -1376,10 +1259,12 @@
             <w:r>
               <w:rPr>
                 <w:rFonts w:ascii="Arial" w:hAnsi="Arial" w:cs="Arial"/>
-                <w:sz w:val="20"/>
-                <w:szCs w:val="20"/>
-              </w:rPr>
-              <w:t>{#rows}{symbole}</w:t>
+                <w:b/>
+                <w:bCs/>
+                <w:sz w:val="20"/>
+                <w:szCs w:val="20"/>
+              </w:rPr>
+              <w:t xml:space="preserve">{#rows}{symbole}</w:t>
             </w:r>
           </w:p>
         </w:tc>
@@ -1401,10 +1286,12 @@
             <w:r>
               <w:rPr>
                 <w:rFonts w:ascii="Arial" w:hAnsi="Arial" w:cs="Arial"/>
-                <w:sz w:val="20"/>
-                <w:szCs w:val="20"/>
-              </w:rPr>
-              <w:t>{domaine}</w:t>
+                <w:b/>
+                <w:bCs/>
+                <w:sz w:val="20"/>
+                <w:szCs w:val="20"/>
+              </w:rPr>
+              <w:t xml:space="preserve">{domaine}</w:t>
             </w:r>
           </w:p>
         </w:tc>
@@ -1426,10 +1313,12 @@
             <w:r>
               <w:rPr>
                 <w:rFonts w:ascii="Arial" w:hAnsi="Arial" w:cs="Arial"/>
-                <w:sz w:val="20"/>
-                <w:szCs w:val="20"/>
-              </w:rPr>
-              <w:t>{ouvrages}{/rows}</w:t>
+                <w:b/>
+                <w:bCs/>
+                <w:sz w:val="20"/>
+                <w:szCs w:val="20"/>
+              </w:rPr>
+              <w:t xml:space="preserve">{ouvrages}{/rows}</w:t>
             </w:r>
           </w:p>
         </w:tc>

--- a/server/templates/annexe_ST.docx
+++ b/server/templates/annexe_ST.docx
@@ -707,51 +707,16 @@
               <w:t>T</w:t>
             </w:r>
           </w:p>
-        </w:tc>
-        <w:tc>
-          <w:tcPr>
-            <w:tcW w:w="786" w:type="dxa"/>
-          </w:tcPr>
           <w:p>
-            <w:pPr>
-              <w:spacing w:before="120" w:after="120"/>
-              <w:jc w:val="center"/>
-              <w:rPr>
-                <w:rFonts w:ascii="Arial" w:hAnsi="Arial" w:cs="Arial"/>
-                <w:sz w:val="20"/>
-                <w:szCs w:val="20"/>
-              </w:rPr>
-            </w:pPr>
-            <w:r>
-              <w:rPr>
-                <w:rFonts w:ascii="Arial" w:hAnsi="Arial" w:cs="Arial"/>
-                <w:b/>
-                <w:bCs/>
-                <w:sz w:val="20"/>
-                <w:szCs w:val="20"/>
-              </w:rPr>
-              <w:t>B</w:t>
-            </w:r>
-            <w:r>
-              <w:rPr>
-                <w:rFonts w:ascii="Arial" w:hAnsi="Arial" w:cs="Arial"/>
-                <w:b/>
-                <w:bCs/>
-                <w:sz w:val="20"/>
-                <w:szCs w:val="20"/>
-                <w:vertAlign w:val="subscript"/>
-              </w:rPr>
-              <w:t>2</w:t>
-            </w:r>
-            <w:r>
-              <w:rPr>
-                <w:rFonts w:ascii="Arial" w:hAnsi="Arial" w:cs="Arial"/>
-                <w:b/>
-                <w:bCs/>
-                <w:sz w:val="20"/>
-                <w:szCs w:val="20"/>
-              </w:rPr>
-              <w:t>T</w:t>
+            <w:r>
+              <w:rPr>
+                <w:rFonts w:ascii="Arial" w:hAnsi="Arial" w:cs="Arial"/>
+                <w:b/>
+                <w:bCs/>
+                <w:sz w:val="20"/>
+                <w:szCs w:val="20"/>
+              </w:rPr>
+              <w:t xml:space="preserve">{mark_B1T}</w:t>
             </w:r>
           </w:p>
         </w:tc>
@@ -767,7 +732,6 @@
                 <w:rFonts w:ascii="Arial" w:hAnsi="Arial" w:cs="Arial"/>
                 <w:sz w:val="20"/>
                 <w:szCs w:val="20"/>
-                <w:lang w:val="de-DE"/>
               </w:rPr>
             </w:pPr>
             <w:r>
@@ -777,9 +741,8 @@
                 <w:bCs/>
                 <w:sz w:val="20"/>
                 <w:szCs w:val="20"/>
-                <w:lang w:val="de-DE"/>
-              </w:rPr>
-              <w:t>H</w:t>
+              </w:rPr>
+              <w:t>B</w:t>
             </w:r>
             <w:r>
               <w:rPr>
@@ -789,20 +752,30 @@
                 <w:sz w:val="20"/>
                 <w:szCs w:val="20"/>
                 <w:vertAlign w:val="subscript"/>
-                <w:lang w:val="de-DE"/>
-              </w:rPr>
-              <w:t>1</w:t>
-            </w:r>
-            <w:r>
-              <w:rPr>
-                <w:rFonts w:ascii="Arial" w:hAnsi="Arial" w:cs="Arial"/>
-                <w:b/>
-                <w:bCs/>
-                <w:sz w:val="20"/>
-                <w:szCs w:val="20"/>
-                <w:lang w:val="de-DE"/>
+              </w:rPr>
+              <w:t>2</w:t>
+            </w:r>
+            <w:r>
+              <w:rPr>
+                <w:rFonts w:ascii="Arial" w:hAnsi="Arial" w:cs="Arial"/>
+                <w:b/>
+                <w:bCs/>
+                <w:sz w:val="20"/>
+                <w:szCs w:val="20"/>
               </w:rPr>
               <w:t>T</w:t>
+            </w:r>
+          </w:p>
+          <w:p>
+            <w:r>
+              <w:rPr>
+                <w:rFonts w:ascii="Arial" w:hAnsi="Arial" w:cs="Arial"/>
+                <w:b/>
+                <w:bCs/>
+                <w:sz w:val="20"/>
+                <w:szCs w:val="20"/>
+              </w:rPr>
+              <w:t xml:space="preserve">{mark_B2T}</w:t>
             </w:r>
           </w:p>
         </w:tc>
@@ -816,8 +789,6 @@
               <w:jc w:val="center"/>
               <w:rPr>
                 <w:rFonts w:ascii="Arial" w:hAnsi="Arial" w:cs="Arial"/>
-                <w:b/>
-                <w:bCs/>
                 <w:sz w:val="20"/>
                 <w:szCs w:val="20"/>
                 <w:lang w:val="de-DE"/>
@@ -844,7 +815,7 @@
                 <w:vertAlign w:val="subscript"/>
                 <w:lang w:val="de-DE"/>
               </w:rPr>
-              <w:t>2</w:t>
+              <w:t>1</w:t>
             </w:r>
             <w:r>
               <w:rPr>
@@ -856,6 +827,18 @@
                 <w:lang w:val="de-DE"/>
               </w:rPr>
               <w:t>T</w:t>
+            </w:r>
+          </w:p>
+          <w:p>
+            <w:r>
+              <w:rPr>
+                <w:rFonts w:ascii="Arial" w:hAnsi="Arial" w:cs="Arial"/>
+                <w:b/>
+                <w:bCs/>
+                <w:sz w:val="20"/>
+                <w:szCs w:val="20"/>
+              </w:rPr>
+              <w:t xml:space="preserve">{mark_H1T}</w:t>
             </w:r>
           </w:p>
         </w:tc>
@@ -869,6 +852,8 @@
               <w:jc w:val="center"/>
               <w:rPr>
                 <w:rFonts w:ascii="Arial" w:hAnsi="Arial" w:cs="Arial"/>
+                <w:b/>
+                <w:bCs/>
                 <w:sz w:val="20"/>
                 <w:szCs w:val="20"/>
                 <w:lang w:val="de-DE"/>
@@ -883,7 +868,7 @@
                 <w:szCs w:val="20"/>
                 <w:lang w:val="de-DE"/>
               </w:rPr>
-              <w:t>B</w:t>
+              <w:t>H</w:t>
             </w:r>
             <w:r>
               <w:rPr>
@@ -895,7 +880,7 @@
                 <w:vertAlign w:val="subscript"/>
                 <w:lang w:val="de-DE"/>
               </w:rPr>
-              <w:t>1</w:t>
+              <w:t>2</w:t>
             </w:r>
             <w:r>
               <w:rPr>
@@ -906,7 +891,19 @@
                 <w:szCs w:val="20"/>
                 <w:lang w:val="de-DE"/>
               </w:rPr>
-              <w:t>N</w:t>
+              <w:t>T</w:t>
+            </w:r>
+          </w:p>
+          <w:p>
+            <w:r>
+              <w:rPr>
+                <w:rFonts w:ascii="Arial" w:hAnsi="Arial" w:cs="Arial"/>
+                <w:b/>
+                <w:bCs/>
+                <w:sz w:val="20"/>
+                <w:szCs w:val="20"/>
+              </w:rPr>
+              <w:t xml:space="preserve">{mark_H2T}</w:t>
             </w:r>
           </w:p>
         </w:tc>
@@ -922,6 +919,7 @@
                 <w:rFonts w:ascii="Arial" w:hAnsi="Arial" w:cs="Arial"/>
                 <w:sz w:val="20"/>
                 <w:szCs w:val="20"/>
+                <w:lang w:val="de-DE"/>
               </w:rPr>
             </w:pPr>
             <w:r>
@@ -931,6 +929,7 @@
                 <w:bCs/>
                 <w:sz w:val="20"/>
                 <w:szCs w:val="20"/>
+                <w:lang w:val="de-DE"/>
               </w:rPr>
               <w:t>B</w:t>
             </w:r>
@@ -942,18 +941,32 @@
                 <w:sz w:val="20"/>
                 <w:szCs w:val="20"/>
                 <w:vertAlign w:val="subscript"/>
-              </w:rPr>
-              <w:t>2</w:t>
-            </w:r>
-            <w:r>
-              <w:rPr>
-                <w:rFonts w:ascii="Arial" w:hAnsi="Arial" w:cs="Arial"/>
-                <w:b/>
-                <w:bCs/>
-                <w:sz w:val="20"/>
-                <w:szCs w:val="20"/>
+                <w:lang w:val="de-DE"/>
+              </w:rPr>
+              <w:t>1</w:t>
+            </w:r>
+            <w:r>
+              <w:rPr>
+                <w:rFonts w:ascii="Arial" w:hAnsi="Arial" w:cs="Arial"/>
+                <w:b/>
+                <w:bCs/>
+                <w:sz w:val="20"/>
+                <w:szCs w:val="20"/>
+                <w:lang w:val="de-DE"/>
               </w:rPr>
               <w:t>N</w:t>
+            </w:r>
+          </w:p>
+          <w:p>
+            <w:r>
+              <w:rPr>
+                <w:rFonts w:ascii="Arial" w:hAnsi="Arial" w:cs="Arial"/>
+                <w:b/>
+                <w:bCs/>
+                <w:sz w:val="20"/>
+                <w:szCs w:val="20"/>
+              </w:rPr>
+              <w:t xml:space="preserve">{mark_B1N}</w:t>
             </w:r>
           </w:p>
         </w:tc>
@@ -979,6 +992,65 @@
                 <w:sz w:val="20"/>
                 <w:szCs w:val="20"/>
               </w:rPr>
+              <w:t>B</w:t>
+            </w:r>
+            <w:r>
+              <w:rPr>
+                <w:rFonts w:ascii="Arial" w:hAnsi="Arial" w:cs="Arial"/>
+                <w:b/>
+                <w:bCs/>
+                <w:sz w:val="20"/>
+                <w:szCs w:val="20"/>
+                <w:vertAlign w:val="subscript"/>
+              </w:rPr>
+              <w:t>2</w:t>
+            </w:r>
+            <w:r>
+              <w:rPr>
+                <w:rFonts w:ascii="Arial" w:hAnsi="Arial" w:cs="Arial"/>
+                <w:b/>
+                <w:bCs/>
+                <w:sz w:val="20"/>
+                <w:szCs w:val="20"/>
+              </w:rPr>
+              <w:t>N</w:t>
+            </w:r>
+          </w:p>
+          <w:p>
+            <w:r>
+              <w:rPr>
+                <w:rFonts w:ascii="Arial" w:hAnsi="Arial" w:cs="Arial"/>
+                <w:b/>
+                <w:bCs/>
+                <w:sz w:val="20"/>
+                <w:szCs w:val="20"/>
+              </w:rPr>
+              <w:t xml:space="preserve">{mark_B2N}</w:t>
+            </w:r>
+          </w:p>
+        </w:tc>
+        <w:tc>
+          <w:tcPr>
+            <w:tcW w:w="786" w:type="dxa"/>
+          </w:tcPr>
+          <w:p>
+            <w:pPr>
+              <w:spacing w:before="120" w:after="120"/>
+              <w:jc w:val="center"/>
+              <w:rPr>
+                <w:rFonts w:ascii="Arial" w:hAnsi="Arial" w:cs="Arial"/>
+                <w:sz w:val="20"/>
+                <w:szCs w:val="20"/>
+              </w:rPr>
+            </w:pPr>
+            <w:r>
+              <w:rPr>
+                <w:rFonts w:ascii="Arial" w:hAnsi="Arial" w:cs="Arial"/>
+                <w:b/>
+                <w:bCs/>
+                <w:sz w:val="20"/>
+                <w:szCs w:val="20"/>
+              </w:rPr>
               <w:t>H</w:t>
             </w:r>
             <w:r>
@@ -1001,6 +1073,18 @@
                 <w:szCs w:val="20"/>
               </w:rPr>
               <w:t>N</w:t>
+            </w:r>
+          </w:p>
+          <w:p>
+            <w:r>
+              <w:rPr>
+                <w:rFonts w:ascii="Arial" w:hAnsi="Arial" w:cs="Arial"/>
+                <w:b/>
+                <w:bCs/>
+                <w:sz w:val="20"/>
+                <w:szCs w:val="20"/>
+              </w:rPr>
+              <w:t xml:space="preserve">{mark_H1N}</w:t>
             </w:r>
           </w:p>
         </w:tc>
@@ -1048,6 +1132,18 @@
                 <w:szCs w:val="20"/>
               </w:rPr>
               <w:t>N</w:t>
+            </w:r>
+          </w:p>
+          <w:p>
+            <w:r>
+              <w:rPr>
+                <w:rFonts w:ascii="Arial" w:hAnsi="Arial" w:cs="Arial"/>
+                <w:b/>
+                <w:bCs/>
+                <w:sz w:val="20"/>
+                <w:szCs w:val="20"/>
+              </w:rPr>
+              <w:t xml:space="preserve">{mark_H2N}</w:t>
             </w:r>
           </w:p>
         </w:tc>

--- a/server/templates/annexe_ST.docx
+++ b/server/templates/annexe_ST.docx
@@ -666,57 +666,58 @@
             <w:tcW w:w="786" w:type="dxa"/>
           </w:tcPr>
           <w:p>
-            <w:pPr>
-              <w:spacing w:before="120" w:after="120"/>
-              <w:jc w:val="center"/>
-              <w:rPr>
-                <w:rFonts w:ascii="Arial" w:hAnsi="Arial" w:cs="Arial"/>
-                <w:sz w:val="20"/>
-                <w:szCs w:val="20"/>
-              </w:rPr>
-            </w:pPr>
-            <w:r>
-              <w:rPr>
-                <w:rFonts w:ascii="Arial" w:hAnsi="Arial" w:cs="Arial"/>
-                <w:b/>
-                <w:bCs/>
-                <w:sz w:val="20"/>
-                <w:szCs w:val="20"/>
-              </w:rPr>
-              <w:t>B</w:t>
-            </w:r>
-            <w:r>
-              <w:rPr>
-                <w:rFonts w:ascii="Arial" w:hAnsi="Arial" w:cs="Arial"/>
-                <w:b/>
-                <w:bCs/>
-                <w:sz w:val="20"/>
-                <w:szCs w:val="20"/>
-                <w:vertAlign w:val="subscript"/>
-              </w:rPr>
-              <w:t>1</w:t>
-            </w:r>
-            <w:r>
-              <w:rPr>
-                <w:rFonts w:ascii="Arial" w:hAnsi="Arial" w:cs="Arial"/>
-                <w:b/>
-                <w:bCs/>
-                <w:sz w:val="20"/>
-                <w:szCs w:val="20"/>
-              </w:rPr>
-              <w:t>T</w:t>
-            </w:r>
-          </w:p>
-          <w:p>
-            <w:r>
-              <w:rPr>
-                <w:rFonts w:ascii="Arial" w:hAnsi="Arial" w:cs="Arial"/>
-                <w:b/>
-                <w:bCs/>
-                <w:sz w:val="20"/>
-                <w:szCs w:val="20"/>
-              </w:rPr>
-              <w:t xml:space="preserve">{mark_B1T}</w:t>
+            <w:r>
+              <w:rPr>
+                <w:rFonts w:ascii="Arial" w:hAnsi="Arial" w:cs="Arial"/>
+                <w:sz w:val="20"/>
+                <w:szCs w:val="20"/>
+              </w:rPr>
+              <w:t xml:space="preserve">{^unused_B1T}</w:t>
+            </w:r>
+            <w:r>
+              <w:rPr>
+                <w:rFonts w:ascii="Arial" w:hAnsi="Arial" w:cs="Arial"/>
+                <w:b/>
+                <w:bCs/>
+                <w:sz w:val="20"/>
+                <w:szCs w:val="20"/>
+              </w:rPr>
+              <w:t xml:space="preserve">B1T</w:t>
+            </w:r>
+            <w:r>
+              <w:rPr>
+                <w:rFonts w:ascii="Arial" w:hAnsi="Arial" w:cs="Arial"/>
+                <w:sz w:val="20"/>
+                <w:szCs w:val="20"/>
+              </w:rPr>
+              <w:t xml:space="preserve">{/unused_B1T}</w:t>
+            </w:r>
+            <w:r>
+              <w:rPr>
+                <w:rFonts w:ascii="Arial" w:hAnsi="Arial" w:cs="Arial"/>
+                <w:sz w:val="20"/>
+                <w:szCs w:val="20"/>
+              </w:rPr>
+              <w:t xml:space="preserve">{#unused_B1T}</w:t>
+            </w:r>
+            <w:r>
+              <w:rPr>
+                <w:rFonts w:ascii="Arial" w:hAnsi="Arial" w:cs="Arial"/>
+                <w:b/>
+                <w:bCs/>
+                <w:strike/>
+                <w:sz w:val="20"/>
+                <w:szCs w:val="20"/>
+              </w:rPr>
+              <w:t xml:space="preserve">B1T</w:t>
+            </w:r>
+            <w:r>
+              <w:rPr>
+                <w:rFonts w:ascii="Arial" w:hAnsi="Arial" w:cs="Arial"/>
+                <w:sz w:val="20"/>
+                <w:szCs w:val="20"/>
+              </w:rPr>
+              <w:t xml:space="preserve">{/unused_B1T}</w:t>
             </w:r>
           </w:p>
         </w:tc>
@@ -725,57 +726,58 @@
             <w:tcW w:w="786" w:type="dxa"/>
           </w:tcPr>
           <w:p>
-            <w:pPr>
-              <w:spacing w:before="120" w:after="120"/>
-              <w:jc w:val="center"/>
-              <w:rPr>
-                <w:rFonts w:ascii="Arial" w:hAnsi="Arial" w:cs="Arial"/>
-                <w:sz w:val="20"/>
-                <w:szCs w:val="20"/>
-              </w:rPr>
-            </w:pPr>
-            <w:r>
-              <w:rPr>
-                <w:rFonts w:ascii="Arial" w:hAnsi="Arial" w:cs="Arial"/>
-                <w:b/>
-                <w:bCs/>
-                <w:sz w:val="20"/>
-                <w:szCs w:val="20"/>
-              </w:rPr>
-              <w:t>B</w:t>
-            </w:r>
-            <w:r>
-              <w:rPr>
-                <w:rFonts w:ascii="Arial" w:hAnsi="Arial" w:cs="Arial"/>
-                <w:b/>
-                <w:bCs/>
-                <w:sz w:val="20"/>
-                <w:szCs w:val="20"/>
-                <w:vertAlign w:val="subscript"/>
-              </w:rPr>
-              <w:t>2</w:t>
-            </w:r>
-            <w:r>
-              <w:rPr>
-                <w:rFonts w:ascii="Arial" w:hAnsi="Arial" w:cs="Arial"/>
-                <w:b/>
-                <w:bCs/>
-                <w:sz w:val="20"/>
-                <w:szCs w:val="20"/>
-              </w:rPr>
-              <w:t>T</w:t>
-            </w:r>
-          </w:p>
-          <w:p>
-            <w:r>
-              <w:rPr>
-                <w:rFonts w:ascii="Arial" w:hAnsi="Arial" w:cs="Arial"/>
-                <w:b/>
-                <w:bCs/>
-                <w:sz w:val="20"/>
-                <w:szCs w:val="20"/>
-              </w:rPr>
-              <w:t xml:space="preserve">{mark_B2T}</w:t>
+            <w:r>
+              <w:rPr>
+                <w:rFonts w:ascii="Arial" w:hAnsi="Arial" w:cs="Arial"/>
+                <w:sz w:val="20"/>
+                <w:szCs w:val="20"/>
+              </w:rPr>
+              <w:t xml:space="preserve">{^unused_B2T}</w:t>
+            </w:r>
+            <w:r>
+              <w:rPr>
+                <w:rFonts w:ascii="Arial" w:hAnsi="Arial" w:cs="Arial"/>
+                <w:b/>
+                <w:bCs/>
+                <w:sz w:val="20"/>
+                <w:szCs w:val="20"/>
+              </w:rPr>
+              <w:t xml:space="preserve">B2T</w:t>
+            </w:r>
+            <w:r>
+              <w:rPr>
+                <w:rFonts w:ascii="Arial" w:hAnsi="Arial" w:cs="Arial"/>
+                <w:sz w:val="20"/>
+                <w:szCs w:val="20"/>
+              </w:rPr>
+              <w:t xml:space="preserve">{/unused_B2T}</w:t>
+            </w:r>
+            <w:r>
+              <w:rPr>
+                <w:rFonts w:ascii="Arial" w:hAnsi="Arial" w:cs="Arial"/>
+                <w:sz w:val="20"/>
+                <w:szCs w:val="20"/>
+              </w:rPr>
+              <w:t xml:space="preserve">{#unused_B2T}</w:t>
+            </w:r>
+            <w:r>
+              <w:rPr>
+                <w:rFonts w:ascii="Arial" w:hAnsi="Arial" w:cs="Arial"/>
+                <w:b/>
+                <w:bCs/>
+                <w:strike/>
+                <w:sz w:val="20"/>
+                <w:szCs w:val="20"/>
+              </w:rPr>
+              <w:t xml:space="preserve">B2T</w:t>
+            </w:r>
+            <w:r>
+              <w:rPr>
+                <w:rFonts w:ascii="Arial" w:hAnsi="Arial" w:cs="Arial"/>
+                <w:sz w:val="20"/>
+                <w:szCs w:val="20"/>
+              </w:rPr>
+              <w:t xml:space="preserve">{/unused_B2T}</w:t>
             </w:r>
           </w:p>
         </w:tc>
@@ -784,61 +786,58 @@
             <w:tcW w:w="786" w:type="dxa"/>
           </w:tcPr>
           <w:p>
-            <w:pPr>
-              <w:spacing w:before="120" w:after="120"/>
-              <w:jc w:val="center"/>
-              <w:rPr>
-                <w:rFonts w:ascii="Arial" w:hAnsi="Arial" w:cs="Arial"/>
-                <w:sz w:val="20"/>
-                <w:szCs w:val="20"/>
-                <w:lang w:val="de-DE"/>
-              </w:rPr>
-            </w:pPr>
-            <w:r>
-              <w:rPr>
-                <w:rFonts w:ascii="Arial" w:hAnsi="Arial" w:cs="Arial"/>
-                <w:b/>
-                <w:bCs/>
-                <w:sz w:val="20"/>
-                <w:szCs w:val="20"/>
-                <w:lang w:val="de-DE"/>
-              </w:rPr>
-              <w:t>H</w:t>
-            </w:r>
-            <w:r>
-              <w:rPr>
-                <w:rFonts w:ascii="Arial" w:hAnsi="Arial" w:cs="Arial"/>
-                <w:b/>
-                <w:bCs/>
-                <w:sz w:val="20"/>
-                <w:szCs w:val="20"/>
-                <w:vertAlign w:val="subscript"/>
-                <w:lang w:val="de-DE"/>
-              </w:rPr>
-              <w:t>1</w:t>
-            </w:r>
-            <w:r>
-              <w:rPr>
-                <w:rFonts w:ascii="Arial" w:hAnsi="Arial" w:cs="Arial"/>
-                <w:b/>
-                <w:bCs/>
-                <w:sz w:val="20"/>
-                <w:szCs w:val="20"/>
-                <w:lang w:val="de-DE"/>
-              </w:rPr>
-              <w:t>T</w:t>
-            </w:r>
-          </w:p>
-          <w:p>
-            <w:r>
-              <w:rPr>
-                <w:rFonts w:ascii="Arial" w:hAnsi="Arial" w:cs="Arial"/>
-                <w:b/>
-                <w:bCs/>
-                <w:sz w:val="20"/>
-                <w:szCs w:val="20"/>
-              </w:rPr>
-              <w:t xml:space="preserve">{mark_H1T}</w:t>
+            <w:r>
+              <w:rPr>
+                <w:rFonts w:ascii="Arial" w:hAnsi="Arial" w:cs="Arial"/>
+                <w:sz w:val="20"/>
+                <w:szCs w:val="20"/>
+              </w:rPr>
+              <w:t xml:space="preserve">{^unused_H1T}</w:t>
+            </w:r>
+            <w:r>
+              <w:rPr>
+                <w:rFonts w:ascii="Arial" w:hAnsi="Arial" w:cs="Arial"/>
+                <w:b/>
+                <w:bCs/>
+                <w:sz w:val="20"/>
+                <w:szCs w:val="20"/>
+              </w:rPr>
+              <w:t xml:space="preserve">H1T</w:t>
+            </w:r>
+            <w:r>
+              <w:rPr>
+                <w:rFonts w:ascii="Arial" w:hAnsi="Arial" w:cs="Arial"/>
+                <w:sz w:val="20"/>
+                <w:szCs w:val="20"/>
+              </w:rPr>
+              <w:t xml:space="preserve">{/unused_H1T}</w:t>
+            </w:r>
+            <w:r>
+              <w:rPr>
+                <w:rFonts w:ascii="Arial" w:hAnsi="Arial" w:cs="Arial"/>
+                <w:sz w:val="20"/>
+                <w:szCs w:val="20"/>
+              </w:rPr>
+              <w:t xml:space="preserve">{#unused_H1T}</w:t>
+            </w:r>
+            <w:r>
+              <w:rPr>
+                <w:rFonts w:ascii="Arial" w:hAnsi="Arial" w:cs="Arial"/>
+                <w:b/>
+                <w:bCs/>
+                <w:strike/>
+                <w:sz w:val="20"/>
+                <w:szCs w:val="20"/>
+              </w:rPr>
+              <w:t xml:space="preserve">H1T</w:t>
+            </w:r>
+            <w:r>
+              <w:rPr>
+                <w:rFonts w:ascii="Arial" w:hAnsi="Arial" w:cs="Arial"/>
+                <w:sz w:val="20"/>
+                <w:szCs w:val="20"/>
+              </w:rPr>
+              <w:t xml:space="preserve">{/unused_H1T}</w:t>
             </w:r>
           </w:p>
         </w:tc>
@@ -847,63 +846,58 @@
             <w:tcW w:w="786" w:type="dxa"/>
           </w:tcPr>
           <w:p>
-            <w:pPr>
-              <w:spacing w:before="120" w:after="120"/>
-              <w:jc w:val="center"/>
-              <w:rPr>
-                <w:rFonts w:ascii="Arial" w:hAnsi="Arial" w:cs="Arial"/>
-                <w:b/>
-                <w:bCs/>
-                <w:sz w:val="20"/>
-                <w:szCs w:val="20"/>
-                <w:lang w:val="de-DE"/>
-              </w:rPr>
-            </w:pPr>
-            <w:r>
-              <w:rPr>
-                <w:rFonts w:ascii="Arial" w:hAnsi="Arial" w:cs="Arial"/>
-                <w:b/>
-                <w:bCs/>
-                <w:sz w:val="20"/>
-                <w:szCs w:val="20"/>
-                <w:lang w:val="de-DE"/>
-              </w:rPr>
-              <w:t>H</w:t>
-            </w:r>
-            <w:r>
-              <w:rPr>
-                <w:rFonts w:ascii="Arial" w:hAnsi="Arial" w:cs="Arial"/>
-                <w:b/>
-                <w:bCs/>
-                <w:sz w:val="20"/>
-                <w:szCs w:val="20"/>
-                <w:vertAlign w:val="subscript"/>
-                <w:lang w:val="de-DE"/>
-              </w:rPr>
-              <w:t>2</w:t>
-            </w:r>
-            <w:r>
-              <w:rPr>
-                <w:rFonts w:ascii="Arial" w:hAnsi="Arial" w:cs="Arial"/>
-                <w:b/>
-                <w:bCs/>
-                <w:sz w:val="20"/>
-                <w:szCs w:val="20"/>
-                <w:lang w:val="de-DE"/>
-              </w:rPr>
-              <w:t>T</w:t>
-            </w:r>
-          </w:p>
-          <w:p>
-            <w:r>
-              <w:rPr>
-                <w:rFonts w:ascii="Arial" w:hAnsi="Arial" w:cs="Arial"/>
-                <w:b/>
-                <w:bCs/>
-                <w:sz w:val="20"/>
-                <w:szCs w:val="20"/>
-              </w:rPr>
-              <w:t xml:space="preserve">{mark_H2T}</w:t>
+            <w:r>
+              <w:rPr>
+                <w:rFonts w:ascii="Arial" w:hAnsi="Arial" w:cs="Arial"/>
+                <w:sz w:val="20"/>
+                <w:szCs w:val="20"/>
+              </w:rPr>
+              <w:t xml:space="preserve">{^unused_H2T}</w:t>
+            </w:r>
+            <w:r>
+              <w:rPr>
+                <w:rFonts w:ascii="Arial" w:hAnsi="Arial" w:cs="Arial"/>
+                <w:b/>
+                <w:bCs/>
+                <w:sz w:val="20"/>
+                <w:szCs w:val="20"/>
+              </w:rPr>
+              <w:t xml:space="preserve">H2T</w:t>
+            </w:r>
+            <w:r>
+              <w:rPr>
+                <w:rFonts w:ascii="Arial" w:hAnsi="Arial" w:cs="Arial"/>
+                <w:sz w:val="20"/>
+                <w:szCs w:val="20"/>
+              </w:rPr>
+              <w:t xml:space="preserve">{/unused_H2T}</w:t>
+            </w:r>
+            <w:r>
+              <w:rPr>
+                <w:rFonts w:ascii="Arial" w:hAnsi="Arial" w:cs="Arial"/>
+                <w:sz w:val="20"/>
+                <w:szCs w:val="20"/>
+              </w:rPr>
+              <w:t xml:space="preserve">{#unused_H2T}</w:t>
+            </w:r>
+            <w:r>
+              <w:rPr>
+                <w:rFonts w:ascii="Arial" w:hAnsi="Arial" w:cs="Arial"/>
+                <w:b/>
+                <w:bCs/>
+                <w:strike/>
+                <w:sz w:val="20"/>
+                <w:szCs w:val="20"/>
+              </w:rPr>
+              <w:t xml:space="preserve">H2T</w:t>
+            </w:r>
+            <w:r>
+              <w:rPr>
+                <w:rFonts w:ascii="Arial" w:hAnsi="Arial" w:cs="Arial"/>
+                <w:sz w:val="20"/>
+                <w:szCs w:val="20"/>
+              </w:rPr>
+              <w:t xml:space="preserve">{/unused_H2T}</w:t>
             </w:r>
           </w:p>
         </w:tc>
@@ -912,61 +906,58 @@
             <w:tcW w:w="786" w:type="dxa"/>
           </w:tcPr>
           <w:p>
-            <w:pPr>
-              <w:spacing w:before="120" w:after="120"/>
-              <w:jc w:val="center"/>
-              <w:rPr>
-                <w:rFonts w:ascii="Arial" w:hAnsi="Arial" w:cs="Arial"/>
-                <w:sz w:val="20"/>
-                <w:szCs w:val="20"/>
-                <w:lang w:val="de-DE"/>
-              </w:rPr>
-            </w:pPr>
-            <w:r>
-              <w:rPr>
-                <w:rFonts w:ascii="Arial" w:hAnsi="Arial" w:cs="Arial"/>
-                <w:b/>
-                <w:bCs/>
-                <w:sz w:val="20"/>
-                <w:szCs w:val="20"/>
-                <w:lang w:val="de-DE"/>
-              </w:rPr>
-              <w:t>B</w:t>
-            </w:r>
-            <w:r>
-              <w:rPr>
-                <w:rFonts w:ascii="Arial" w:hAnsi="Arial" w:cs="Arial"/>
-                <w:b/>
-                <w:bCs/>
-                <w:sz w:val="20"/>
-                <w:szCs w:val="20"/>
-                <w:vertAlign w:val="subscript"/>
-                <w:lang w:val="de-DE"/>
-              </w:rPr>
-              <w:t>1</w:t>
-            </w:r>
-            <w:r>
-              <w:rPr>
-                <w:rFonts w:ascii="Arial" w:hAnsi="Arial" w:cs="Arial"/>
-                <w:b/>
-                <w:bCs/>
-                <w:sz w:val="20"/>
-                <w:szCs w:val="20"/>
-                <w:lang w:val="de-DE"/>
-              </w:rPr>
-              <w:t>N</w:t>
-            </w:r>
-          </w:p>
-          <w:p>
-            <w:r>
-              <w:rPr>
-                <w:rFonts w:ascii="Arial" w:hAnsi="Arial" w:cs="Arial"/>
-                <w:b/>
-                <w:bCs/>
-                <w:sz w:val="20"/>
-                <w:szCs w:val="20"/>
-              </w:rPr>
-              <w:t xml:space="preserve">{mark_B1N}</w:t>
+            <w:r>
+              <w:rPr>
+                <w:rFonts w:ascii="Arial" w:hAnsi="Arial" w:cs="Arial"/>
+                <w:sz w:val="20"/>
+                <w:szCs w:val="20"/>
+              </w:rPr>
+              <w:t xml:space="preserve">{^unused_B1N}</w:t>
+            </w:r>
+            <w:r>
+              <w:rPr>
+                <w:rFonts w:ascii="Arial" w:hAnsi="Arial" w:cs="Arial"/>
+                <w:b/>
+                <w:bCs/>
+                <w:sz w:val="20"/>
+                <w:szCs w:val="20"/>
+              </w:rPr>
+              <w:t xml:space="preserve">B1N</w:t>
+            </w:r>
+            <w:r>
+              <w:rPr>
+                <w:rFonts w:ascii="Arial" w:hAnsi="Arial" w:cs="Arial"/>
+                <w:sz w:val="20"/>
+                <w:szCs w:val="20"/>
+              </w:rPr>
+              <w:t xml:space="preserve">{/unused_B1N}</w:t>
+            </w:r>
+            <w:r>
+              <w:rPr>
+                <w:rFonts w:ascii="Arial" w:hAnsi="Arial" w:cs="Arial"/>
+                <w:sz w:val="20"/>
+                <w:szCs w:val="20"/>
+              </w:rPr>
+              <w:t xml:space="preserve">{#unused_B1N}</w:t>
+            </w:r>
+            <w:r>
+              <w:rPr>
+                <w:rFonts w:ascii="Arial" w:hAnsi="Arial" w:cs="Arial"/>
+                <w:b/>
+                <w:bCs/>
+                <w:strike/>
+                <w:sz w:val="20"/>
+                <w:szCs w:val="20"/>
+              </w:rPr>
+              <w:t xml:space="preserve">B1N</w:t>
+            </w:r>
+            <w:r>
+              <w:rPr>
+                <w:rFonts w:ascii="Arial" w:hAnsi="Arial" w:cs="Arial"/>
+                <w:sz w:val="20"/>
+                <w:szCs w:val="20"/>
+              </w:rPr>
+              <w:t xml:space="preserve">{/unused_B1N}</w:t>
             </w:r>
           </w:p>
         </w:tc>
@@ -975,57 +966,58 @@
             <w:tcW w:w="786" w:type="dxa"/>
           </w:tcPr>
           <w:p>
-            <w:pPr>
-              <w:spacing w:before="120" w:after="120"/>
-              <w:jc w:val="center"/>
-              <w:rPr>
-                <w:rFonts w:ascii="Arial" w:hAnsi="Arial" w:cs="Arial"/>
-                <w:sz w:val="20"/>
-                <w:szCs w:val="20"/>
-              </w:rPr>
-            </w:pPr>
-            <w:r>
-              <w:rPr>
-                <w:rFonts w:ascii="Arial" w:hAnsi="Arial" w:cs="Arial"/>
-                <w:b/>
-                <w:bCs/>
-                <w:sz w:val="20"/>
-                <w:szCs w:val="20"/>
-              </w:rPr>
-              <w:t>B</w:t>
-            </w:r>
-            <w:r>
-              <w:rPr>
-                <w:rFonts w:ascii="Arial" w:hAnsi="Arial" w:cs="Arial"/>
-                <w:b/>
-                <w:bCs/>
-                <w:sz w:val="20"/>
-                <w:szCs w:val="20"/>
-                <w:vertAlign w:val="subscript"/>
-              </w:rPr>
-              <w:t>2</w:t>
-            </w:r>
-            <w:r>
-              <w:rPr>
-                <w:rFonts w:ascii="Arial" w:hAnsi="Arial" w:cs="Arial"/>
-                <w:b/>
-                <w:bCs/>
-                <w:sz w:val="20"/>
-                <w:szCs w:val="20"/>
-              </w:rPr>
-              <w:t>N</w:t>
-            </w:r>
-          </w:p>
-          <w:p>
-            <w:r>
-              <w:rPr>
-                <w:rFonts w:ascii="Arial" w:hAnsi="Arial" w:cs="Arial"/>
-                <w:b/>
-                <w:bCs/>
-                <w:sz w:val="20"/>
-                <w:szCs w:val="20"/>
-              </w:rPr>
-              <w:t xml:space="preserve">{mark_B2N}</w:t>
+            <w:r>
+              <w:rPr>
+                <w:rFonts w:ascii="Arial" w:hAnsi="Arial" w:cs="Arial"/>
+                <w:sz w:val="20"/>
+                <w:szCs w:val="20"/>
+              </w:rPr>
+              <w:t xml:space="preserve">{^unused_B2N}</w:t>
+            </w:r>
+            <w:r>
+              <w:rPr>
+                <w:rFonts w:ascii="Arial" w:hAnsi="Arial" w:cs="Arial"/>
+                <w:b/>
+                <w:bCs/>
+                <w:sz w:val="20"/>
+                <w:szCs w:val="20"/>
+              </w:rPr>
+              <w:t xml:space="preserve">B2N</w:t>
+            </w:r>
+            <w:r>
+              <w:rPr>
+                <w:rFonts w:ascii="Arial" w:hAnsi="Arial" w:cs="Arial"/>
+                <w:sz w:val="20"/>
+                <w:szCs w:val="20"/>
+              </w:rPr>
+              <w:t xml:space="preserve">{/unused_B2N}</w:t>
+            </w:r>
+            <w:r>
+              <w:rPr>
+                <w:rFonts w:ascii="Arial" w:hAnsi="Arial" w:cs="Arial"/>
+                <w:sz w:val="20"/>
+                <w:szCs w:val="20"/>
+              </w:rPr>
+              <w:t xml:space="preserve">{#unused_B2N}</w:t>
+            </w:r>
+            <w:r>
+              <w:rPr>
+                <w:rFonts w:ascii="Arial" w:hAnsi="Arial" w:cs="Arial"/>
+                <w:b/>
+                <w:bCs/>
+                <w:strike/>
+                <w:sz w:val="20"/>
+                <w:szCs w:val="20"/>
+              </w:rPr>
+              <w:t xml:space="preserve">B2N</w:t>
+            </w:r>
+            <w:r>
+              <w:rPr>
+                <w:rFonts w:ascii="Arial" w:hAnsi="Arial" w:cs="Arial"/>
+                <w:sz w:val="20"/>
+                <w:szCs w:val="20"/>
+              </w:rPr>
+              <w:t xml:space="preserve">{/unused_B2N}</w:t>
             </w:r>
           </w:p>
         </w:tc>
@@ -1034,57 +1026,58 @@
             <w:tcW w:w="786" w:type="dxa"/>
           </w:tcPr>
           <w:p>
-            <w:pPr>
-              <w:spacing w:before="120" w:after="120"/>
-              <w:jc w:val="center"/>
-              <w:rPr>
-                <w:rFonts w:ascii="Arial" w:hAnsi="Arial" w:cs="Arial"/>
-                <w:sz w:val="20"/>
-                <w:szCs w:val="20"/>
-              </w:rPr>
-            </w:pPr>
-            <w:r>
-              <w:rPr>
-                <w:rFonts w:ascii="Arial" w:hAnsi="Arial" w:cs="Arial"/>
-                <w:b/>
-                <w:bCs/>
-                <w:sz w:val="20"/>
-                <w:szCs w:val="20"/>
-              </w:rPr>
-              <w:t>H</w:t>
-            </w:r>
-            <w:r>
-              <w:rPr>
-                <w:rFonts w:ascii="Arial" w:hAnsi="Arial" w:cs="Arial"/>
-                <w:b/>
-                <w:bCs/>
-                <w:sz w:val="20"/>
-                <w:szCs w:val="20"/>
-                <w:vertAlign w:val="subscript"/>
-              </w:rPr>
-              <w:t>1</w:t>
-            </w:r>
-            <w:r>
-              <w:rPr>
-                <w:rFonts w:ascii="Arial" w:hAnsi="Arial" w:cs="Arial"/>
-                <w:b/>
-                <w:bCs/>
-                <w:sz w:val="20"/>
-                <w:szCs w:val="20"/>
-              </w:rPr>
-              <w:t>N</w:t>
-            </w:r>
-          </w:p>
-          <w:p>
-            <w:r>
-              <w:rPr>
-                <w:rFonts w:ascii="Arial" w:hAnsi="Arial" w:cs="Arial"/>
-                <w:b/>
-                <w:bCs/>
-                <w:sz w:val="20"/>
-                <w:szCs w:val="20"/>
-              </w:rPr>
-              <w:t xml:space="preserve">{mark_H1N}</w:t>
+            <w:r>
+              <w:rPr>
+                <w:rFonts w:ascii="Arial" w:hAnsi="Arial" w:cs="Arial"/>
+                <w:sz w:val="20"/>
+                <w:szCs w:val="20"/>
+              </w:rPr>
+              <w:t xml:space="preserve">{^unused_H1N}</w:t>
+            </w:r>
+            <w:r>
+              <w:rPr>
+                <w:rFonts w:ascii="Arial" w:hAnsi="Arial" w:cs="Arial"/>
+                <w:b/>
+                <w:bCs/>
+                <w:sz w:val="20"/>
+                <w:szCs w:val="20"/>
+              </w:rPr>
+              <w:t xml:space="preserve">H1N</w:t>
+            </w:r>
+            <w:r>
+              <w:rPr>
+                <w:rFonts w:ascii="Arial" w:hAnsi="Arial" w:cs="Arial"/>
+                <w:sz w:val="20"/>
+                <w:szCs w:val="20"/>
+              </w:rPr>
+              <w:t xml:space="preserve">{/unused_H1N}</w:t>
+            </w:r>
+            <w:r>
+              <w:rPr>
+                <w:rFonts w:ascii="Arial" w:hAnsi="Arial" w:cs="Arial"/>
+                <w:sz w:val="20"/>
+                <w:szCs w:val="20"/>
+              </w:rPr>
+              <w:t xml:space="preserve">{#unused_H1N}</w:t>
+            </w:r>
+            <w:r>
+              <w:rPr>
+                <w:rFonts w:ascii="Arial" w:hAnsi="Arial" w:cs="Arial"/>
+                <w:b/>
+                <w:bCs/>
+                <w:strike/>
+                <w:sz w:val="20"/>
+                <w:szCs w:val="20"/>
+              </w:rPr>
+              <w:t xml:space="preserve">H1N</w:t>
+            </w:r>
+            <w:r>
+              <w:rPr>
+                <w:rFonts w:ascii="Arial" w:hAnsi="Arial" w:cs="Arial"/>
+                <w:sz w:val="20"/>
+                <w:szCs w:val="20"/>
+              </w:rPr>
+              <w:t xml:space="preserve">{/unused_H1N}</w:t>
             </w:r>
           </w:p>
         </w:tc>
@@ -1093,57 +1086,58 @@
             <w:tcW w:w="521" w:type="dxa"/>
           </w:tcPr>
           <w:p>
-            <w:pPr>
-              <w:spacing w:before="120" w:after="120"/>
-              <w:jc w:val="center"/>
-              <w:rPr>
-                <w:rFonts w:ascii="Arial" w:hAnsi="Arial" w:cs="Arial"/>
-                <w:sz w:val="20"/>
-                <w:szCs w:val="20"/>
-              </w:rPr>
-            </w:pPr>
-            <w:r>
-              <w:rPr>
-                <w:rFonts w:ascii="Arial" w:hAnsi="Arial" w:cs="Arial"/>
-                <w:b/>
-                <w:bCs/>
-                <w:sz w:val="20"/>
-                <w:szCs w:val="20"/>
-              </w:rPr>
-              <w:t>H</w:t>
-            </w:r>
-            <w:r>
-              <w:rPr>
-                <w:rFonts w:ascii="Arial" w:hAnsi="Arial" w:cs="Arial"/>
-                <w:b/>
-                <w:bCs/>
-                <w:sz w:val="20"/>
-                <w:szCs w:val="20"/>
-                <w:vertAlign w:val="subscript"/>
-              </w:rPr>
-              <w:t>2</w:t>
-            </w:r>
-            <w:r>
-              <w:rPr>
-                <w:rFonts w:ascii="Arial" w:hAnsi="Arial" w:cs="Arial"/>
-                <w:b/>
-                <w:bCs/>
-                <w:sz w:val="20"/>
-                <w:szCs w:val="20"/>
-              </w:rPr>
-              <w:t>N</w:t>
-            </w:r>
-          </w:p>
-          <w:p>
-            <w:r>
-              <w:rPr>
-                <w:rFonts w:ascii="Arial" w:hAnsi="Arial" w:cs="Arial"/>
-                <w:b/>
-                <w:bCs/>
-                <w:sz w:val="20"/>
-                <w:szCs w:val="20"/>
-              </w:rPr>
-              <w:t xml:space="preserve">{mark_H2N}</w:t>
+            <w:r>
+              <w:rPr>
+                <w:rFonts w:ascii="Arial" w:hAnsi="Arial" w:cs="Arial"/>
+                <w:sz w:val="20"/>
+                <w:szCs w:val="20"/>
+              </w:rPr>
+              <w:t xml:space="preserve">{^unused_H2N}</w:t>
+            </w:r>
+            <w:r>
+              <w:rPr>
+                <w:rFonts w:ascii="Arial" w:hAnsi="Arial" w:cs="Arial"/>
+                <w:b/>
+                <w:bCs/>
+                <w:sz w:val="20"/>
+                <w:szCs w:val="20"/>
+              </w:rPr>
+              <w:t xml:space="preserve">H2N</w:t>
+            </w:r>
+            <w:r>
+              <w:rPr>
+                <w:rFonts w:ascii="Arial" w:hAnsi="Arial" w:cs="Arial"/>
+                <w:sz w:val="20"/>
+                <w:szCs w:val="20"/>
+              </w:rPr>
+              <w:t xml:space="preserve">{/unused_H2N}</w:t>
+            </w:r>
+            <w:r>
+              <w:rPr>
+                <w:rFonts w:ascii="Arial" w:hAnsi="Arial" w:cs="Arial"/>
+                <w:sz w:val="20"/>
+                <w:szCs w:val="20"/>
+              </w:rPr>
+              <w:t xml:space="preserve">{#unused_H2N}</w:t>
+            </w:r>
+            <w:r>
+              <w:rPr>
+                <w:rFonts w:ascii="Arial" w:hAnsi="Arial" w:cs="Arial"/>
+                <w:b/>
+                <w:bCs/>
+                <w:strike/>
+                <w:sz w:val="20"/>
+                <w:szCs w:val="20"/>
+              </w:rPr>
+              <w:t xml:space="preserve">H2N</w:t>
+            </w:r>
+            <w:r>
+              <w:rPr>
+                <w:rFonts w:ascii="Arial" w:hAnsi="Arial" w:cs="Arial"/>
+                <w:sz w:val="20"/>
+                <w:szCs w:val="20"/>
+              </w:rPr>
+              <w:t xml:space="preserve">{/unused_H2N}</w:t>
             </w:r>
           </w:p>
         </w:tc>

--- a/server/templates/annexe_ST.docx
+++ b/server/templates/annexe_ST.docx
@@ -666,58 +666,57 @@
             <w:tcW w:w="786" w:type="dxa"/>
           </w:tcPr>
           <w:p>
-            <w:r>
-              <w:rPr>
-                <w:rFonts w:ascii="Arial" w:hAnsi="Arial" w:cs="Arial"/>
-                <w:sz w:val="20"/>
-                <w:szCs w:val="20"/>
-              </w:rPr>
-              <w:t xml:space="preserve">{^unused_B1T}</w:t>
-            </w:r>
-            <w:r>
-              <w:rPr>
-                <w:rFonts w:ascii="Arial" w:hAnsi="Arial" w:cs="Arial"/>
-                <w:b/>
-                <w:bCs/>
-                <w:sz w:val="20"/>
-                <w:szCs w:val="20"/>
-              </w:rPr>
-              <w:t xml:space="preserve">B1T</w:t>
-            </w:r>
-            <w:r>
-              <w:rPr>
-                <w:rFonts w:ascii="Arial" w:hAnsi="Arial" w:cs="Arial"/>
-                <w:sz w:val="20"/>
-                <w:szCs w:val="20"/>
-              </w:rPr>
-              <w:t xml:space="preserve">{/unused_B1T}</w:t>
-            </w:r>
-            <w:r>
-              <w:rPr>
-                <w:rFonts w:ascii="Arial" w:hAnsi="Arial" w:cs="Arial"/>
-                <w:sz w:val="20"/>
-                <w:szCs w:val="20"/>
-              </w:rPr>
-              <w:t xml:space="preserve">{#unused_B1T}</w:t>
-            </w:r>
-            <w:r>
-              <w:rPr>
-                <w:rFonts w:ascii="Arial" w:hAnsi="Arial" w:cs="Arial"/>
-                <w:b/>
-                <w:bCs/>
-                <w:strike/>
-                <w:sz w:val="20"/>
-                <w:szCs w:val="20"/>
-              </w:rPr>
-              <w:t xml:space="preserve">B1T</w:t>
-            </w:r>
-            <w:r>
-              <w:rPr>
-                <w:rFonts w:ascii="Arial" w:hAnsi="Arial" w:cs="Arial"/>
-                <w:sz w:val="20"/>
-                <w:szCs w:val="20"/>
-              </w:rPr>
-              <w:t xml:space="preserve">{/unused_B1T}</w:t>
+            <w:pPr>
+              <w:spacing w:before="120" w:after="120"/>
+              <w:jc w:val="center"/>
+              <w:rPr>
+                <w:rFonts w:ascii="Arial" w:hAnsi="Arial" w:cs="Arial"/>
+                <w:sz w:val="20"/>
+                <w:szCs w:val="20"/>
+              </w:rPr>
+            </w:pPr>
+            <w:r>
+              <w:rPr>
+                <w:rFonts w:ascii="Arial" w:hAnsi="Arial" w:cs="Arial"/>
+                <w:b/>
+                <w:bCs/>
+                <w:sz w:val="20"/>
+                <w:szCs w:val="20"/>
+              </w:rPr>
+              <w:t>B</w:t>
+            </w:r>
+            <w:r>
+              <w:rPr>
+                <w:rFonts w:ascii="Arial" w:hAnsi="Arial" w:cs="Arial"/>
+                <w:b/>
+                <w:bCs/>
+                <w:sz w:val="20"/>
+                <w:szCs w:val="20"/>
+                <w:vertAlign w:val="subscript"/>
+              </w:rPr>
+              <w:t>1</w:t>
+            </w:r>
+            <w:r>
+              <w:rPr>
+                <w:rFonts w:ascii="Arial" w:hAnsi="Arial" w:cs="Arial"/>
+                <w:b/>
+                <w:bCs/>
+                <w:sz w:val="20"/>
+                <w:szCs w:val="20"/>
+              </w:rPr>
+              <w:t>T</w:t>
+            </w:r>
+          </w:p>
+          <w:p>
+            <w:r>
+              <w:rPr>
+                <w:rFonts w:ascii="Arial" w:hAnsi="Arial" w:cs="Arial"/>
+                <w:b/>
+                <w:bCs/>
+                <w:sz w:val="56"/>
+                <w:szCs w:val="56"/>
+              </w:rPr>
+              <w:t xml:space="preserve">{mark_B1T}</w:t>
             </w:r>
           </w:p>
         </w:tc>
@@ -726,58 +725,57 @@
             <w:tcW w:w="786" w:type="dxa"/>
           </w:tcPr>
           <w:p>
-            <w:r>
-              <w:rPr>
-                <w:rFonts w:ascii="Arial" w:hAnsi="Arial" w:cs="Arial"/>
-                <w:sz w:val="20"/>
-                <w:szCs w:val="20"/>
-              </w:rPr>
-              <w:t xml:space="preserve">{^unused_B2T}</w:t>
-            </w:r>
-            <w:r>
-              <w:rPr>
-                <w:rFonts w:ascii="Arial" w:hAnsi="Arial" w:cs="Arial"/>
-                <w:b/>
-                <w:bCs/>
-                <w:sz w:val="20"/>
-                <w:szCs w:val="20"/>
-              </w:rPr>
-              <w:t xml:space="preserve">B2T</w:t>
-            </w:r>
-            <w:r>
-              <w:rPr>
-                <w:rFonts w:ascii="Arial" w:hAnsi="Arial" w:cs="Arial"/>
-                <w:sz w:val="20"/>
-                <w:szCs w:val="20"/>
-              </w:rPr>
-              <w:t xml:space="preserve">{/unused_B2T}</w:t>
-            </w:r>
-            <w:r>
-              <w:rPr>
-                <w:rFonts w:ascii="Arial" w:hAnsi="Arial" w:cs="Arial"/>
-                <w:sz w:val="20"/>
-                <w:szCs w:val="20"/>
-              </w:rPr>
-              <w:t xml:space="preserve">{#unused_B2T}</w:t>
-            </w:r>
-            <w:r>
-              <w:rPr>
-                <w:rFonts w:ascii="Arial" w:hAnsi="Arial" w:cs="Arial"/>
-                <w:b/>
-                <w:bCs/>
-                <w:strike/>
-                <w:sz w:val="20"/>
-                <w:szCs w:val="20"/>
-              </w:rPr>
-              <w:t xml:space="preserve">B2T</w:t>
-            </w:r>
-            <w:r>
-              <w:rPr>
-                <w:rFonts w:ascii="Arial" w:hAnsi="Arial" w:cs="Arial"/>
-                <w:sz w:val="20"/>
-                <w:szCs w:val="20"/>
-              </w:rPr>
-              <w:t xml:space="preserve">{/unused_B2T}</w:t>
+            <w:pPr>
+              <w:spacing w:before="120" w:after="120"/>
+              <w:jc w:val="center"/>
+              <w:rPr>
+                <w:rFonts w:ascii="Arial" w:hAnsi="Arial" w:cs="Arial"/>
+                <w:sz w:val="20"/>
+                <w:szCs w:val="20"/>
+              </w:rPr>
+            </w:pPr>
+            <w:r>
+              <w:rPr>
+                <w:rFonts w:ascii="Arial" w:hAnsi="Arial" w:cs="Arial"/>
+                <w:b/>
+                <w:bCs/>
+                <w:sz w:val="20"/>
+                <w:szCs w:val="20"/>
+              </w:rPr>
+              <w:t>B</w:t>
+            </w:r>
+            <w:r>
+              <w:rPr>
+                <w:rFonts w:ascii="Arial" w:hAnsi="Arial" w:cs="Arial"/>
+                <w:b/>
+                <w:bCs/>
+                <w:sz w:val="20"/>
+                <w:szCs w:val="20"/>
+                <w:vertAlign w:val="subscript"/>
+              </w:rPr>
+              <w:t>2</w:t>
+            </w:r>
+            <w:r>
+              <w:rPr>
+                <w:rFonts w:ascii="Arial" w:hAnsi="Arial" w:cs="Arial"/>
+                <w:b/>
+                <w:bCs/>
+                <w:sz w:val="20"/>
+                <w:szCs w:val="20"/>
+              </w:rPr>
+              <w:t>T</w:t>
+            </w:r>
+          </w:p>
+          <w:p>
+            <w:r>
+              <w:rPr>
+                <w:rFonts w:ascii="Arial" w:hAnsi="Arial" w:cs="Arial"/>
+                <w:b/>
+                <w:bCs/>
+                <w:sz w:val="56"/>
+                <w:szCs w:val="56"/>
+              </w:rPr>
+              <w:t xml:space="preserve">{mark_B2T}</w:t>
             </w:r>
           </w:p>
         </w:tc>
@@ -786,58 +784,61 @@
             <w:tcW w:w="786" w:type="dxa"/>
           </w:tcPr>
           <w:p>
-            <w:r>
-              <w:rPr>
-                <w:rFonts w:ascii="Arial" w:hAnsi="Arial" w:cs="Arial"/>
-                <w:sz w:val="20"/>
-                <w:szCs w:val="20"/>
-              </w:rPr>
-              <w:t xml:space="preserve">{^unused_H1T}</w:t>
-            </w:r>
-            <w:r>
-              <w:rPr>
-                <w:rFonts w:ascii="Arial" w:hAnsi="Arial" w:cs="Arial"/>
-                <w:b/>
-                <w:bCs/>
-                <w:sz w:val="20"/>
-                <w:szCs w:val="20"/>
-              </w:rPr>
-              <w:t xml:space="preserve">H1T</w:t>
-            </w:r>
-            <w:r>
-              <w:rPr>
-                <w:rFonts w:ascii="Arial" w:hAnsi="Arial" w:cs="Arial"/>
-                <w:sz w:val="20"/>
-                <w:szCs w:val="20"/>
-              </w:rPr>
-              <w:t xml:space="preserve">{/unused_H1T}</w:t>
-            </w:r>
-            <w:r>
-              <w:rPr>
-                <w:rFonts w:ascii="Arial" w:hAnsi="Arial" w:cs="Arial"/>
-                <w:sz w:val="20"/>
-                <w:szCs w:val="20"/>
-              </w:rPr>
-              <w:t xml:space="preserve">{#unused_H1T}</w:t>
-            </w:r>
-            <w:r>
-              <w:rPr>
-                <w:rFonts w:ascii="Arial" w:hAnsi="Arial" w:cs="Arial"/>
-                <w:b/>
-                <w:bCs/>
-                <w:strike/>
-                <w:sz w:val="20"/>
-                <w:szCs w:val="20"/>
-              </w:rPr>
-              <w:t xml:space="preserve">H1T</w:t>
-            </w:r>
-            <w:r>
-              <w:rPr>
-                <w:rFonts w:ascii="Arial" w:hAnsi="Arial" w:cs="Arial"/>
-                <w:sz w:val="20"/>
-                <w:szCs w:val="20"/>
-              </w:rPr>
-              <w:t xml:space="preserve">{/unused_H1T}</w:t>
+            <w:pPr>
+              <w:spacing w:before="120" w:after="120"/>
+              <w:jc w:val="center"/>
+              <w:rPr>
+                <w:rFonts w:ascii="Arial" w:hAnsi="Arial" w:cs="Arial"/>
+                <w:sz w:val="20"/>
+                <w:szCs w:val="20"/>
+                <w:lang w:val="de-DE"/>
+              </w:rPr>
+            </w:pPr>
+            <w:r>
+              <w:rPr>
+                <w:rFonts w:ascii="Arial" w:hAnsi="Arial" w:cs="Arial"/>
+                <w:b/>
+                <w:bCs/>
+                <w:sz w:val="20"/>
+                <w:szCs w:val="20"/>
+                <w:lang w:val="de-DE"/>
+              </w:rPr>
+              <w:t>H</w:t>
+            </w:r>
+            <w:r>
+              <w:rPr>
+                <w:rFonts w:ascii="Arial" w:hAnsi="Arial" w:cs="Arial"/>
+                <w:b/>
+                <w:bCs/>
+                <w:sz w:val="20"/>
+                <w:szCs w:val="20"/>
+                <w:vertAlign w:val="subscript"/>
+                <w:lang w:val="de-DE"/>
+              </w:rPr>
+              <w:t>1</w:t>
+            </w:r>
+            <w:r>
+              <w:rPr>
+                <w:rFonts w:ascii="Arial" w:hAnsi="Arial" w:cs="Arial"/>
+                <w:b/>
+                <w:bCs/>
+                <w:sz w:val="20"/>
+                <w:szCs w:val="20"/>
+                <w:lang w:val="de-DE"/>
+              </w:rPr>
+              <w:t>T</w:t>
+            </w:r>
+          </w:p>
+          <w:p>
+            <w:r>
+              <w:rPr>
+                <w:rFonts w:ascii="Arial" w:hAnsi="Arial" w:cs="Arial"/>
+                <w:b/>
+                <w:bCs/>
+                <w:sz w:val="56"/>
+                <w:szCs w:val="56"/>
+              </w:rPr>
+              <w:t xml:space="preserve">{mark_H1T}</w:t>
             </w:r>
           </w:p>
         </w:tc>
@@ -846,58 +847,63 @@
             <w:tcW w:w="786" w:type="dxa"/>
           </w:tcPr>
           <w:p>
-            <w:r>
-              <w:rPr>
-                <w:rFonts w:ascii="Arial" w:hAnsi="Arial" w:cs="Arial"/>
-                <w:sz w:val="20"/>
-                <w:szCs w:val="20"/>
-              </w:rPr>
-              <w:t xml:space="preserve">{^unused_H2T}</w:t>
-            </w:r>
-            <w:r>
-              <w:rPr>
-                <w:rFonts w:ascii="Arial" w:hAnsi="Arial" w:cs="Arial"/>
-                <w:b/>
-                <w:bCs/>
-                <w:sz w:val="20"/>
-                <w:szCs w:val="20"/>
-              </w:rPr>
-              <w:t xml:space="preserve">H2T</w:t>
-            </w:r>
-            <w:r>
-              <w:rPr>
-                <w:rFonts w:ascii="Arial" w:hAnsi="Arial" w:cs="Arial"/>
-                <w:sz w:val="20"/>
-                <w:szCs w:val="20"/>
-              </w:rPr>
-              <w:t xml:space="preserve">{/unused_H2T}</w:t>
-            </w:r>
-            <w:r>
-              <w:rPr>
-                <w:rFonts w:ascii="Arial" w:hAnsi="Arial" w:cs="Arial"/>
-                <w:sz w:val="20"/>
-                <w:szCs w:val="20"/>
-              </w:rPr>
-              <w:t xml:space="preserve">{#unused_H2T}</w:t>
-            </w:r>
-            <w:r>
-              <w:rPr>
-                <w:rFonts w:ascii="Arial" w:hAnsi="Arial" w:cs="Arial"/>
-                <w:b/>
-                <w:bCs/>
-                <w:strike/>
-                <w:sz w:val="20"/>
-                <w:szCs w:val="20"/>
-              </w:rPr>
-              <w:t xml:space="preserve">H2T</w:t>
-            </w:r>
-            <w:r>
-              <w:rPr>
-                <w:rFonts w:ascii="Arial" w:hAnsi="Arial" w:cs="Arial"/>
-                <w:sz w:val="20"/>
-                <w:szCs w:val="20"/>
-              </w:rPr>
-              <w:t xml:space="preserve">{/unused_H2T}</w:t>
+            <w:pPr>
+              <w:spacing w:before="120" w:after="120"/>
+              <w:jc w:val="center"/>
+              <w:rPr>
+                <w:rFonts w:ascii="Arial" w:hAnsi="Arial" w:cs="Arial"/>
+                <w:b/>
+                <w:bCs/>
+                <w:sz w:val="20"/>
+                <w:szCs w:val="20"/>
+                <w:lang w:val="de-DE"/>
+              </w:rPr>
+            </w:pPr>
+            <w:r>
+              <w:rPr>
+                <w:rFonts w:ascii="Arial" w:hAnsi="Arial" w:cs="Arial"/>
+                <w:b/>
+                <w:bCs/>
+                <w:sz w:val="20"/>
+                <w:szCs w:val="20"/>
+                <w:lang w:val="de-DE"/>
+              </w:rPr>
+              <w:t>H</w:t>
+            </w:r>
+            <w:r>
+              <w:rPr>
+                <w:rFonts w:ascii="Arial" w:hAnsi="Arial" w:cs="Arial"/>
+                <w:b/>
+                <w:bCs/>
+                <w:sz w:val="20"/>
+                <w:szCs w:val="20"/>
+                <w:vertAlign w:val="subscript"/>
+                <w:lang w:val="de-DE"/>
+              </w:rPr>
+              <w:t>2</w:t>
+            </w:r>
+            <w:r>
+              <w:rPr>
+                <w:rFonts w:ascii="Arial" w:hAnsi="Arial" w:cs="Arial"/>
+                <w:b/>
+                <w:bCs/>
+                <w:sz w:val="20"/>
+                <w:szCs w:val="20"/>
+                <w:lang w:val="de-DE"/>
+              </w:rPr>
+              <w:t>T</w:t>
+            </w:r>
+          </w:p>
+          <w:p>
+            <w:r>
+              <w:rPr>
+                <w:rFonts w:ascii="Arial" w:hAnsi="Arial" w:cs="Arial"/>
+                <w:b/>
+                <w:bCs/>
+                <w:sz w:val="56"/>
+                <w:szCs w:val="56"/>
+              </w:rPr>
+              <w:t xml:space="preserve">{mark_H2T}</w:t>
             </w:r>
           </w:p>
         </w:tc>
@@ -906,58 +912,61 @@
             <w:tcW w:w="786" w:type="dxa"/>
           </w:tcPr>
           <w:p>
-            <w:r>
-              <w:rPr>
-                <w:rFonts w:ascii="Arial" w:hAnsi="Arial" w:cs="Arial"/>
-                <w:sz w:val="20"/>
-                <w:szCs w:val="20"/>
-              </w:rPr>
-              <w:t xml:space="preserve">{^unused_B1N}</w:t>
-            </w:r>
-            <w:r>
-              <w:rPr>
-                <w:rFonts w:ascii="Arial" w:hAnsi="Arial" w:cs="Arial"/>
-                <w:b/>
-                <w:bCs/>
-                <w:sz w:val="20"/>
-                <w:szCs w:val="20"/>
-              </w:rPr>
-              <w:t xml:space="preserve">B1N</w:t>
-            </w:r>
-            <w:r>
-              <w:rPr>
-                <w:rFonts w:ascii="Arial" w:hAnsi="Arial" w:cs="Arial"/>
-                <w:sz w:val="20"/>
-                <w:szCs w:val="20"/>
-              </w:rPr>
-              <w:t xml:space="preserve">{/unused_B1N}</w:t>
-            </w:r>
-            <w:r>
-              <w:rPr>
-                <w:rFonts w:ascii="Arial" w:hAnsi="Arial" w:cs="Arial"/>
-                <w:sz w:val="20"/>
-                <w:szCs w:val="20"/>
-              </w:rPr>
-              <w:t xml:space="preserve">{#unused_B1N}</w:t>
-            </w:r>
-            <w:r>
-              <w:rPr>
-                <w:rFonts w:ascii="Arial" w:hAnsi="Arial" w:cs="Arial"/>
-                <w:b/>
-                <w:bCs/>
-                <w:strike/>
-                <w:sz w:val="20"/>
-                <w:szCs w:val="20"/>
-              </w:rPr>
-              <w:t xml:space="preserve">B1N</w:t>
-            </w:r>
-            <w:r>
-              <w:rPr>
-                <w:rFonts w:ascii="Arial" w:hAnsi="Arial" w:cs="Arial"/>
-                <w:sz w:val="20"/>
-                <w:szCs w:val="20"/>
-              </w:rPr>
-              <w:t xml:space="preserve">{/unused_B1N}</w:t>
+            <w:pPr>
+              <w:spacing w:before="120" w:after="120"/>
+              <w:jc w:val="center"/>
+              <w:rPr>
+                <w:rFonts w:ascii="Arial" w:hAnsi="Arial" w:cs="Arial"/>
+                <w:sz w:val="20"/>
+                <w:szCs w:val="20"/>
+                <w:lang w:val="de-DE"/>
+              </w:rPr>
+            </w:pPr>
+            <w:r>
+              <w:rPr>
+                <w:rFonts w:ascii="Arial" w:hAnsi="Arial" w:cs="Arial"/>
+                <w:b/>
+                <w:bCs/>
+                <w:sz w:val="20"/>
+                <w:szCs w:val="20"/>
+                <w:lang w:val="de-DE"/>
+              </w:rPr>
+              <w:t>B</w:t>
+            </w:r>
+            <w:r>
+              <w:rPr>
+                <w:rFonts w:ascii="Arial" w:hAnsi="Arial" w:cs="Arial"/>
+                <w:b/>
+                <w:bCs/>
+                <w:sz w:val="20"/>
+                <w:szCs w:val="20"/>
+                <w:vertAlign w:val="subscript"/>
+                <w:lang w:val="de-DE"/>
+              </w:rPr>
+              <w:t>1</w:t>
+            </w:r>
+            <w:r>
+              <w:rPr>
+                <w:rFonts w:ascii="Arial" w:hAnsi="Arial" w:cs="Arial"/>
+                <w:b/>
+                <w:bCs/>
+                <w:sz w:val="20"/>
+                <w:szCs w:val="20"/>
+                <w:lang w:val="de-DE"/>
+              </w:rPr>
+              <w:t>N</w:t>
+            </w:r>
+          </w:p>
+          <w:p>
+            <w:r>
+              <w:rPr>
+                <w:rFonts w:ascii="Arial" w:hAnsi="Arial" w:cs="Arial"/>
+                <w:b/>
+                <w:bCs/>
+                <w:sz w:val="56"/>
+                <w:szCs w:val="56"/>
+              </w:rPr>
+              <w:t xml:space="preserve">{mark_B1N}</w:t>
             </w:r>
           </w:p>
         </w:tc>
@@ -966,58 +975,57 @@
             <w:tcW w:w="786" w:type="dxa"/>
           </w:tcPr>
           <w:p>
-            <w:r>
-              <w:rPr>
-                <w:rFonts w:ascii="Arial" w:hAnsi="Arial" w:cs="Arial"/>
-                <w:sz w:val="20"/>
-                <w:szCs w:val="20"/>
-              </w:rPr>
-              <w:t xml:space="preserve">{^unused_B2N}</w:t>
-            </w:r>
-            <w:r>
-              <w:rPr>
-                <w:rFonts w:ascii="Arial" w:hAnsi="Arial" w:cs="Arial"/>
-                <w:b/>
-                <w:bCs/>
-                <w:sz w:val="20"/>
-                <w:szCs w:val="20"/>
-              </w:rPr>
-              <w:t xml:space="preserve">B2N</w:t>
-            </w:r>
-            <w:r>
-              <w:rPr>
-                <w:rFonts w:ascii="Arial" w:hAnsi="Arial" w:cs="Arial"/>
-                <w:sz w:val="20"/>
-                <w:szCs w:val="20"/>
-              </w:rPr>
-              <w:t xml:space="preserve">{/unused_B2N}</w:t>
-            </w:r>
-            <w:r>
-              <w:rPr>
-                <w:rFonts w:ascii="Arial" w:hAnsi="Arial" w:cs="Arial"/>
-                <w:sz w:val="20"/>
-                <w:szCs w:val="20"/>
-              </w:rPr>
-              <w:t xml:space="preserve">{#unused_B2N}</w:t>
-            </w:r>
-            <w:r>
-              <w:rPr>
-                <w:rFonts w:ascii="Arial" w:hAnsi="Arial" w:cs="Arial"/>
-                <w:b/>
-                <w:bCs/>
-                <w:strike/>
-                <w:sz w:val="20"/>
-                <w:szCs w:val="20"/>
-              </w:rPr>
-              <w:t xml:space="preserve">B2N</w:t>
-            </w:r>
-            <w:r>
-              <w:rPr>
-                <w:rFonts w:ascii="Arial" w:hAnsi="Arial" w:cs="Arial"/>
-                <w:sz w:val="20"/>
-                <w:szCs w:val="20"/>
-              </w:rPr>
-              <w:t xml:space="preserve">{/unused_B2N}</w:t>
+            <w:pPr>
+              <w:spacing w:before="120" w:after="120"/>
+              <w:jc w:val="center"/>
+              <w:rPr>
+                <w:rFonts w:ascii="Arial" w:hAnsi="Arial" w:cs="Arial"/>
+                <w:sz w:val="20"/>
+                <w:szCs w:val="20"/>
+              </w:rPr>
+            </w:pPr>
+            <w:r>
+              <w:rPr>
+                <w:rFonts w:ascii="Arial" w:hAnsi="Arial" w:cs="Arial"/>
+                <w:b/>
+                <w:bCs/>
+                <w:sz w:val="20"/>
+                <w:szCs w:val="20"/>
+              </w:rPr>
+              <w:t>B</w:t>
+            </w:r>
+            <w:r>
+              <w:rPr>
+                <w:rFonts w:ascii="Arial" w:hAnsi="Arial" w:cs="Arial"/>
+                <w:b/>
+                <w:bCs/>
+                <w:sz w:val="20"/>
+                <w:szCs w:val="20"/>
+                <w:vertAlign w:val="subscript"/>
+              </w:rPr>
+              <w:t>2</w:t>
+            </w:r>
+            <w:r>
+              <w:rPr>
+                <w:rFonts w:ascii="Arial" w:hAnsi="Arial" w:cs="Arial"/>
+                <w:b/>
+                <w:bCs/>
+                <w:sz w:val="20"/>
+                <w:szCs w:val="20"/>
+              </w:rPr>
+              <w:t>N</w:t>
+            </w:r>
+          </w:p>
+          <w:p>
+            <w:r>
+              <w:rPr>
+                <w:rFonts w:ascii="Arial" w:hAnsi="Arial" w:cs="Arial"/>
+                <w:b/>
+                <w:bCs/>
+                <w:sz w:val="56"/>
+                <w:szCs w:val="56"/>
+              </w:rPr>
+              <w:t xml:space="preserve">{mark_B2N}</w:t>
             </w:r>
           </w:p>
         </w:tc>
@@ -1026,58 +1034,57 @@
             <w:tcW w:w="786" w:type="dxa"/>
           </w:tcPr>
           <w:p>
-            <w:r>
-              <w:rPr>
-                <w:rFonts w:ascii="Arial" w:hAnsi="Arial" w:cs="Arial"/>
-                <w:sz w:val="20"/>
-                <w:szCs w:val="20"/>
-              </w:rPr>
-              <w:t xml:space="preserve">{^unused_H1N}</w:t>
-            </w:r>
-            <w:r>
-              <w:rPr>
-                <w:rFonts w:ascii="Arial" w:hAnsi="Arial" w:cs="Arial"/>
-                <w:b/>
-                <w:bCs/>
-                <w:sz w:val="20"/>
-                <w:szCs w:val="20"/>
-              </w:rPr>
-              <w:t xml:space="preserve">H1N</w:t>
-            </w:r>
-            <w:r>
-              <w:rPr>
-                <w:rFonts w:ascii="Arial" w:hAnsi="Arial" w:cs="Arial"/>
-                <w:sz w:val="20"/>
-                <w:szCs w:val="20"/>
-              </w:rPr>
-              <w:t xml:space="preserve">{/unused_H1N}</w:t>
-            </w:r>
-            <w:r>
-              <w:rPr>
-                <w:rFonts w:ascii="Arial" w:hAnsi="Arial" w:cs="Arial"/>
-                <w:sz w:val="20"/>
-                <w:szCs w:val="20"/>
-              </w:rPr>
-              <w:t xml:space="preserve">{#unused_H1N}</w:t>
-            </w:r>
-            <w:r>
-              <w:rPr>
-                <w:rFonts w:ascii="Arial" w:hAnsi="Arial" w:cs="Arial"/>
-                <w:b/>
-                <w:bCs/>
-                <w:strike/>
-                <w:sz w:val="20"/>
-                <w:szCs w:val="20"/>
-              </w:rPr>
-              <w:t xml:space="preserve">H1N</w:t>
-            </w:r>
-            <w:r>
-              <w:rPr>
-                <w:rFonts w:ascii="Arial" w:hAnsi="Arial" w:cs="Arial"/>
-                <w:sz w:val="20"/>
-                <w:szCs w:val="20"/>
-              </w:rPr>
-              <w:t xml:space="preserve">{/unused_H1N}</w:t>
+            <w:pPr>
+              <w:spacing w:before="120" w:after="120"/>
+              <w:jc w:val="center"/>
+              <w:rPr>
+                <w:rFonts w:ascii="Arial" w:hAnsi="Arial" w:cs="Arial"/>
+                <w:sz w:val="20"/>
+                <w:szCs w:val="20"/>
+              </w:rPr>
+            </w:pPr>
+            <w:r>
+              <w:rPr>
+                <w:rFonts w:ascii="Arial" w:hAnsi="Arial" w:cs="Arial"/>
+                <w:b/>
+                <w:bCs/>
+                <w:sz w:val="20"/>
+                <w:szCs w:val="20"/>
+              </w:rPr>
+              <w:t>H</w:t>
+            </w:r>
+            <w:r>
+              <w:rPr>
+                <w:rFonts w:ascii="Arial" w:hAnsi="Arial" w:cs="Arial"/>
+                <w:b/>
+                <w:bCs/>
+                <w:sz w:val="20"/>
+                <w:szCs w:val="20"/>
+                <w:vertAlign w:val="subscript"/>
+              </w:rPr>
+              <w:t>1</w:t>
+            </w:r>
+            <w:r>
+              <w:rPr>
+                <w:rFonts w:ascii="Arial" w:hAnsi="Arial" w:cs="Arial"/>
+                <w:b/>
+                <w:bCs/>
+                <w:sz w:val="20"/>
+                <w:szCs w:val="20"/>
+              </w:rPr>
+              <w:t>N</w:t>
+            </w:r>
+          </w:p>
+          <w:p>
+            <w:r>
+              <w:rPr>
+                <w:rFonts w:ascii="Arial" w:hAnsi="Arial" w:cs="Arial"/>
+                <w:b/>
+                <w:bCs/>
+                <w:sz w:val="56"/>
+                <w:szCs w:val="56"/>
+              </w:rPr>
+              <w:t xml:space="preserve">{mark_H1N}</w:t>
             </w:r>
           </w:p>
         </w:tc>
@@ -1086,58 +1093,57 @@
             <w:tcW w:w="521" w:type="dxa"/>
           </w:tcPr>
           <w:p>
-            <w:r>
-              <w:rPr>
-                <w:rFonts w:ascii="Arial" w:hAnsi="Arial" w:cs="Arial"/>
-                <w:sz w:val="20"/>
-                <w:szCs w:val="20"/>
-              </w:rPr>
-              <w:t xml:space="preserve">{^unused_H2N}</w:t>
-            </w:r>
-            <w:r>
-              <w:rPr>
-                <w:rFonts w:ascii="Arial" w:hAnsi="Arial" w:cs="Arial"/>
-                <w:b/>
-                <w:bCs/>
-                <w:sz w:val="20"/>
-                <w:szCs w:val="20"/>
-              </w:rPr>
-              <w:t xml:space="preserve">H2N</w:t>
-            </w:r>
-            <w:r>
-              <w:rPr>
-                <w:rFonts w:ascii="Arial" w:hAnsi="Arial" w:cs="Arial"/>
-                <w:sz w:val="20"/>
-                <w:szCs w:val="20"/>
-              </w:rPr>
-              <w:t xml:space="preserve">{/unused_H2N}</w:t>
-            </w:r>
-            <w:r>
-              <w:rPr>
-                <w:rFonts w:ascii="Arial" w:hAnsi="Arial" w:cs="Arial"/>
-                <w:sz w:val="20"/>
-                <w:szCs w:val="20"/>
-              </w:rPr>
-              <w:t xml:space="preserve">{#unused_H2N}</w:t>
-            </w:r>
-            <w:r>
-              <w:rPr>
-                <w:rFonts w:ascii="Arial" w:hAnsi="Arial" w:cs="Arial"/>
-                <w:b/>
-                <w:bCs/>
-                <w:strike/>
-                <w:sz w:val="20"/>
-                <w:szCs w:val="20"/>
-              </w:rPr>
-              <w:t xml:space="preserve">H2N</w:t>
-            </w:r>
-            <w:r>
-              <w:rPr>
-                <w:rFonts w:ascii="Arial" w:hAnsi="Arial" w:cs="Arial"/>
-                <w:sz w:val="20"/>
-                <w:szCs w:val="20"/>
-              </w:rPr>
-              <w:t xml:space="preserve">{/unused_H2N}</w:t>
+            <w:pPr>
+              <w:spacing w:before="120" w:after="120"/>
+              <w:jc w:val="center"/>
+              <w:rPr>
+                <w:rFonts w:ascii="Arial" w:hAnsi="Arial" w:cs="Arial"/>
+                <w:sz w:val="20"/>
+                <w:szCs w:val="20"/>
+              </w:rPr>
+            </w:pPr>
+            <w:r>
+              <w:rPr>
+                <w:rFonts w:ascii="Arial" w:hAnsi="Arial" w:cs="Arial"/>
+                <w:b/>
+                <w:bCs/>
+                <w:sz w:val="20"/>
+                <w:szCs w:val="20"/>
+              </w:rPr>
+              <w:t>H</w:t>
+            </w:r>
+            <w:r>
+              <w:rPr>
+                <w:rFonts w:ascii="Arial" w:hAnsi="Arial" w:cs="Arial"/>
+                <w:b/>
+                <w:bCs/>
+                <w:sz w:val="20"/>
+                <w:szCs w:val="20"/>
+                <w:vertAlign w:val="subscript"/>
+              </w:rPr>
+              <w:t>2</w:t>
+            </w:r>
+            <w:r>
+              <w:rPr>
+                <w:rFonts w:ascii="Arial" w:hAnsi="Arial" w:cs="Arial"/>
+                <w:b/>
+                <w:bCs/>
+                <w:sz w:val="20"/>
+                <w:szCs w:val="20"/>
+              </w:rPr>
+              <w:t>N</w:t>
+            </w:r>
+          </w:p>
+          <w:p>
+            <w:r>
+              <w:rPr>
+                <w:rFonts w:ascii="Arial" w:hAnsi="Arial" w:cs="Arial"/>
+                <w:b/>
+                <w:bCs/>
+                <w:sz w:val="56"/>
+                <w:szCs w:val="56"/>
+              </w:rPr>
+              <w:t xml:space="preserve">{mark_H2N}</w:t>
             </w:r>
           </w:p>
         </w:tc>

--- a/server/templates/annexe_ST.docx
+++ b/server/templates/annexe_ST.docx
@@ -707,16 +707,51 @@
               <w:t>T</w:t>
             </w:r>
           </w:p>
+        </w:tc>
+        <w:tc>
+          <w:tcPr>
+            <w:tcW w:w="786" w:type="dxa"/>
+          </w:tcPr>
           <w:p>
-            <w:r>
-              <w:rPr>
-                <w:rFonts w:ascii="Arial" w:hAnsi="Arial" w:cs="Arial"/>
-                <w:b/>
-                <w:bCs/>
-                <w:sz w:val="56"/>
-                <w:szCs w:val="56"/>
-              </w:rPr>
-              <w:t xml:space="preserve">{mark_B1T}</w:t>
+            <w:pPr>
+              <w:spacing w:before="120" w:after="120"/>
+              <w:jc w:val="center"/>
+              <w:rPr>
+                <w:rFonts w:ascii="Arial" w:hAnsi="Arial" w:cs="Arial"/>
+                <w:sz w:val="20"/>
+                <w:szCs w:val="20"/>
+              </w:rPr>
+            </w:pPr>
+            <w:r>
+              <w:rPr>
+                <w:rFonts w:ascii="Arial" w:hAnsi="Arial" w:cs="Arial"/>
+                <w:b/>
+                <w:bCs/>
+                <w:sz w:val="20"/>
+                <w:szCs w:val="20"/>
+              </w:rPr>
+              <w:t>B</w:t>
+            </w:r>
+            <w:r>
+              <w:rPr>
+                <w:rFonts w:ascii="Arial" w:hAnsi="Arial" w:cs="Arial"/>
+                <w:b/>
+                <w:bCs/>
+                <w:sz w:val="20"/>
+                <w:szCs w:val="20"/>
+                <w:vertAlign w:val="subscript"/>
+              </w:rPr>
+              <w:t>2</w:t>
+            </w:r>
+            <w:r>
+              <w:rPr>
+                <w:rFonts w:ascii="Arial" w:hAnsi="Arial" w:cs="Arial"/>
+                <w:b/>
+                <w:bCs/>
+                <w:sz w:val="20"/>
+                <w:szCs w:val="20"/>
+              </w:rPr>
+              <w:t>T</w:t>
             </w:r>
           </w:p>
         </w:tc>
@@ -732,6 +767,7 @@
                 <w:rFonts w:ascii="Arial" w:hAnsi="Arial" w:cs="Arial"/>
                 <w:sz w:val="20"/>
                 <w:szCs w:val="20"/>
+                <w:lang w:val="de-DE"/>
               </w:rPr>
             </w:pPr>
             <w:r>
@@ -741,8 +777,9 @@
                 <w:bCs/>
                 <w:sz w:val="20"/>
                 <w:szCs w:val="20"/>
-              </w:rPr>
-              <w:t>B</w:t>
+                <w:lang w:val="de-DE"/>
+              </w:rPr>
+              <w:t>H</w:t>
             </w:r>
             <w:r>
               <w:rPr>
@@ -752,30 +789,20 @@
                 <w:sz w:val="20"/>
                 <w:szCs w:val="20"/>
                 <w:vertAlign w:val="subscript"/>
-              </w:rPr>
-              <w:t>2</w:t>
-            </w:r>
-            <w:r>
-              <w:rPr>
-                <w:rFonts w:ascii="Arial" w:hAnsi="Arial" w:cs="Arial"/>
-                <w:b/>
-                <w:bCs/>
-                <w:sz w:val="20"/>
-                <w:szCs w:val="20"/>
+                <w:lang w:val="de-DE"/>
+              </w:rPr>
+              <w:t>1</w:t>
+            </w:r>
+            <w:r>
+              <w:rPr>
+                <w:rFonts w:ascii="Arial" w:hAnsi="Arial" w:cs="Arial"/>
+                <w:b/>
+                <w:bCs/>
+                <w:sz w:val="20"/>
+                <w:szCs w:val="20"/>
+                <w:lang w:val="de-DE"/>
               </w:rPr>
               <w:t>T</w:t>
-            </w:r>
-          </w:p>
-          <w:p>
-            <w:r>
-              <w:rPr>
-                <w:rFonts w:ascii="Arial" w:hAnsi="Arial" w:cs="Arial"/>
-                <w:b/>
-                <w:bCs/>
-                <w:sz w:val="56"/>
-                <w:szCs w:val="56"/>
-              </w:rPr>
-              <w:t xml:space="preserve">{mark_B2T}</w:t>
             </w:r>
           </w:p>
         </w:tc>
@@ -789,6 +816,8 @@
               <w:jc w:val="center"/>
               <w:rPr>
                 <w:rFonts w:ascii="Arial" w:hAnsi="Arial" w:cs="Arial"/>
+                <w:b/>
+                <w:bCs/>
                 <w:sz w:val="20"/>
                 <w:szCs w:val="20"/>
                 <w:lang w:val="de-DE"/>
@@ -815,7 +844,7 @@
                 <w:vertAlign w:val="subscript"/>
                 <w:lang w:val="de-DE"/>
               </w:rPr>
-              <w:t>1</w:t>
+              <w:t>2</w:t>
             </w:r>
             <w:r>
               <w:rPr>
@@ -827,18 +856,6 @@
                 <w:lang w:val="de-DE"/>
               </w:rPr>
               <w:t>T</w:t>
-            </w:r>
-          </w:p>
-          <w:p>
-            <w:r>
-              <w:rPr>
-                <w:rFonts w:ascii="Arial" w:hAnsi="Arial" w:cs="Arial"/>
-                <w:b/>
-                <w:bCs/>
-                <w:sz w:val="56"/>
-                <w:szCs w:val="56"/>
-              </w:rPr>
-              <w:t xml:space="preserve">{mark_H1T}</w:t>
             </w:r>
           </w:p>
         </w:tc>
@@ -852,8 +869,6 @@
               <w:jc w:val="center"/>
               <w:rPr>
                 <w:rFonts w:ascii="Arial" w:hAnsi="Arial" w:cs="Arial"/>
-                <w:b/>
-                <w:bCs/>
                 <w:sz w:val="20"/>
                 <w:szCs w:val="20"/>
                 <w:lang w:val="de-DE"/>
@@ -868,7 +883,7 @@
                 <w:szCs w:val="20"/>
                 <w:lang w:val="de-DE"/>
               </w:rPr>
-              <w:t>H</w:t>
+              <w:t>B</w:t>
             </w:r>
             <w:r>
               <w:rPr>
@@ -880,7 +895,7 @@
                 <w:vertAlign w:val="subscript"/>
                 <w:lang w:val="de-DE"/>
               </w:rPr>
-              <w:t>2</w:t>
+              <w:t>1</w:t>
             </w:r>
             <w:r>
               <w:rPr>
@@ -891,19 +906,7 @@
                 <w:szCs w:val="20"/>
                 <w:lang w:val="de-DE"/>
               </w:rPr>
-              <w:t>T</w:t>
-            </w:r>
-          </w:p>
-          <w:p>
-            <w:r>
-              <w:rPr>
-                <w:rFonts w:ascii="Arial" w:hAnsi="Arial" w:cs="Arial"/>
-                <w:b/>
-                <w:bCs/>
-                <w:sz w:val="56"/>
-                <w:szCs w:val="56"/>
-              </w:rPr>
-              <w:t xml:space="preserve">{mark_H2T}</w:t>
+              <w:t>N</w:t>
             </w:r>
           </w:p>
         </w:tc>
@@ -919,7 +922,6 @@
                 <w:rFonts w:ascii="Arial" w:hAnsi="Arial" w:cs="Arial"/>
                 <w:sz w:val="20"/>
                 <w:szCs w:val="20"/>
-                <w:lang w:val="de-DE"/>
               </w:rPr>
             </w:pPr>
             <w:r>
@@ -929,7 +931,6 @@
                 <w:bCs/>
                 <w:sz w:val="20"/>
                 <w:szCs w:val="20"/>
-                <w:lang w:val="de-DE"/>
               </w:rPr>
               <w:t>B</w:t>
             </w:r>
@@ -941,32 +942,18 @@
                 <w:sz w:val="20"/>
                 <w:szCs w:val="20"/>
                 <w:vertAlign w:val="subscript"/>
-                <w:lang w:val="de-DE"/>
-              </w:rPr>
-              <w:t>1</w:t>
-            </w:r>
-            <w:r>
-              <w:rPr>
-                <w:rFonts w:ascii="Arial" w:hAnsi="Arial" w:cs="Arial"/>
-                <w:b/>
-                <w:bCs/>
-                <w:sz w:val="20"/>
-                <w:szCs w:val="20"/>
-                <w:lang w:val="de-DE"/>
+              </w:rPr>
+              <w:t>2</w:t>
+            </w:r>
+            <w:r>
+              <w:rPr>
+                <w:rFonts w:ascii="Arial" w:hAnsi="Arial" w:cs="Arial"/>
+                <w:b/>
+                <w:bCs/>
+                <w:sz w:val="20"/>
+                <w:szCs w:val="20"/>
               </w:rPr>
               <w:t>N</w:t>
-            </w:r>
-          </w:p>
-          <w:p>
-            <w:r>
-              <w:rPr>
-                <w:rFonts w:ascii="Arial" w:hAnsi="Arial" w:cs="Arial"/>
-                <w:b/>
-                <w:bCs/>
-                <w:sz w:val="56"/>
-                <w:szCs w:val="56"/>
-              </w:rPr>
-              <w:t xml:space="preserve">{mark_B1N}</w:t>
             </w:r>
           </w:p>
         </w:tc>
@@ -992,7 +979,7 @@
                 <w:sz w:val="20"/>
                 <w:szCs w:val="20"/>
               </w:rPr>
-              <w:t>B</w:t>
+              <w:t>H</w:t>
             </w:r>
             <w:r>
               <w:rPr>
@@ -1003,7 +990,7 @@
                 <w:szCs w:val="20"/>
                 <w:vertAlign w:val="subscript"/>
               </w:rPr>
-              <w:t>2</w:t>
+              <w:t>1</w:t>
             </w:r>
             <w:r>
               <w:rPr>
@@ -1014,77 +1001,6 @@
                 <w:szCs w:val="20"/>
               </w:rPr>
               <w:t>N</w:t>
-            </w:r>
-          </w:p>
-          <w:p>
-            <w:r>
-              <w:rPr>
-                <w:rFonts w:ascii="Arial" w:hAnsi="Arial" w:cs="Arial"/>
-                <w:b/>
-                <w:bCs/>
-                <w:sz w:val="56"/>
-                <w:szCs w:val="56"/>
-              </w:rPr>
-              <w:t xml:space="preserve">{mark_B2N}</w:t>
-            </w:r>
-          </w:p>
-        </w:tc>
-        <w:tc>
-          <w:tcPr>
-            <w:tcW w:w="786" w:type="dxa"/>
-          </w:tcPr>
-          <w:p>
-            <w:pPr>
-              <w:spacing w:before="120" w:after="120"/>
-              <w:jc w:val="center"/>
-              <w:rPr>
-                <w:rFonts w:ascii="Arial" w:hAnsi="Arial" w:cs="Arial"/>
-                <w:sz w:val="20"/>
-                <w:szCs w:val="20"/>
-              </w:rPr>
-            </w:pPr>
-            <w:r>
-              <w:rPr>
-                <w:rFonts w:ascii="Arial" w:hAnsi="Arial" w:cs="Arial"/>
-                <w:b/>
-                <w:bCs/>
-                <w:sz w:val="20"/>
-                <w:szCs w:val="20"/>
-              </w:rPr>
-              <w:t>H</w:t>
-            </w:r>
-            <w:r>
-              <w:rPr>
-                <w:rFonts w:ascii="Arial" w:hAnsi="Arial" w:cs="Arial"/>
-                <w:b/>
-                <w:bCs/>
-                <w:sz w:val="20"/>
-                <w:szCs w:val="20"/>
-                <w:vertAlign w:val="subscript"/>
-              </w:rPr>
-              <w:t>1</w:t>
-            </w:r>
-            <w:r>
-              <w:rPr>
-                <w:rFonts w:ascii="Arial" w:hAnsi="Arial" w:cs="Arial"/>
-                <w:b/>
-                <w:bCs/>
-                <w:sz w:val="20"/>
-                <w:szCs w:val="20"/>
-              </w:rPr>
-              <w:t>N</w:t>
-            </w:r>
-          </w:p>
-          <w:p>
-            <w:r>
-              <w:rPr>
-                <w:rFonts w:ascii="Arial" w:hAnsi="Arial" w:cs="Arial"/>
-                <w:b/>
-                <w:bCs/>
-                <w:sz w:val="56"/>
-                <w:szCs w:val="56"/>
-              </w:rPr>
-              <w:t xml:space="preserve">{mark_H1N}</w:t>
             </w:r>
           </w:p>
         </w:tc>
@@ -1132,18 +1048,6 @@
                 <w:szCs w:val="20"/>
               </w:rPr>
               <w:t>N</w:t>
-            </w:r>
-          </w:p>
-          <w:p>
-            <w:r>
-              <w:rPr>
-                <w:rFonts w:ascii="Arial" w:hAnsi="Arial" w:cs="Arial"/>
-                <w:b/>
-                <w:bCs/>
-                <w:sz w:val="56"/>
-                <w:szCs w:val="56"/>
-              </w:rPr>
-              <w:t xml:space="preserve">{mark_H2N}</w:t>
             </w:r>
           </w:p>
         </w:tc>
